--- a/klagomål/A 26692-2026 FSC-klagomål.docx
+++ b/klagomål/A 26692-2026 FSC-klagomål.docx
@@ -820,7 +820,7 @@
     <w:r>
       <w:tab/>
       <w:tab/>
-      <w:t>2026-06-15</w:t>
+      <w:t>2026-06-16</w:t>
       <w:br/>
       <w:br/>
     </w:r>

--- a/klagomål/A 26692-2026 FSC-klagomål.docx
+++ b/klagomål/A 26692-2026 FSC-klagomål.docx
@@ -820,7 +820,7 @@
     <w:r>
       <w:tab/>
       <w:tab/>
-      <w:t>2026-06-16</w:t>
+      <w:t>2026-06-17</w:t>
       <w:br/>
       <w:br/>
     </w:r>

--- a/klagomål/A 26692-2026 FSC-klagomål.docx
+++ b/klagomål/A 26692-2026 FSC-klagomål.docx
@@ -1,6 +1,6 @@
 
 <file path=word/document.xml><?xml version="1.0" encoding="utf-8"?>
-<w:document xmlns:wpc="http://schemas.microsoft.com/office/word/2010/wordprocessingCanvas" xmlns:cx="http://schemas.microsoft.com/office/drawing/2014/chartex" xmlns:cx1="http://schemas.microsoft.com/office/drawing/2015/9/8/chartex" xmlns:cx2="http://schemas.microsoft.com/office/drawing/2015/10/21/chartex" xmlns:cx3="http://schemas.microsoft.com/office/drawing/2016/5/9/chartex" xmlns:cx4="http://schemas.microsoft.com/office/drawing/2016/5/10/chartex" xmlns:cx5="http://schemas.microsoft.com/office/drawing/2016/5/11/chartex" xmlns:cx6="http://schemas.microsoft.com/office/drawing/2016/5/12/chartex" xmlns:cx7="http://schemas.microsoft.com/office/drawing/2016/5/13/chartex" xmlns:cx8="http://schemas.microsoft.com/office/drawing/2016/5/14/chartex" xmlns:mc="http://schemas.openxmlformats.org/markup-compatibility/2006" xmlns:aink="http://schemas.microsoft.com/office/drawing/2016/ink" xmlns:am3d="http://schemas.microsoft.com/office/drawing/2017/model3d" xmlns:o="urn:schemas-microsoft-com:office:office" xmlns:oel="http://schemas.microsoft.com/office/2019/extlst" xmlns:r="http://schemas.openxmlformats.org/officeDocument/2006/relationships" xmlns:m="http://schemas.openxmlformats.org/officeDocument/2006/math" xmlns:v="urn:schemas-microsoft-com:vml" xmlns:wp14="http://schemas.microsoft.com/office/word/2010/wordprocessingDrawing" xmlns:wp="http://schemas.openxmlformats.org/drawingml/2006/wordprocessingDrawing" xmlns:w10="urn:schemas-microsoft-com:office:word" xmlns:w="http://schemas.openxmlformats.org/wordprocessingml/2006/main" xmlns:w14="http://schemas.microsoft.com/office/word/2010/wordml" xmlns:w15="http://schemas.microsoft.com/office/word/2012/wordml" xmlns:w16cex="http://schemas.microsoft.com/office/word/2018/wordml/cex" xmlns:w16cid="http://schemas.microsoft.com/office/word/2016/wordml/cid" xmlns:w16="http://schemas.microsoft.com/office/word/2018/wordml" xmlns:w16sdtdh="http://schemas.microsoft.com/office/word/2020/wordml/sdtdatahash" xmlns:w16se="http://schemas.microsoft.com/office/word/2015/wordml/symex" xmlns:wpg="http://schemas.microsoft.com/office/word/2010/wordprocessingGroup" xmlns:wpi="http://schemas.microsoft.com/office/word/2010/wordprocessingInk" xmlns:wne="http://schemas.microsoft.com/office/word/2006/wordml" xmlns:wps="http://schemas.microsoft.com/office/word/2010/wordprocessingShape" mc:Ignorable="w14 w15 w16se w16cid w16 w16cex w16sdtdh wp14">
+<w:document xmlns:wpc="http://schemas.microsoft.com/office/word/2010/wordprocessingCanvas" xmlns:cx="http://schemas.microsoft.com/office/drawing/2014/chartex" xmlns:cx1="http://schemas.microsoft.com/office/drawing/2015/9/8/chartex" xmlns:cx2="http://schemas.microsoft.com/office/drawing/2015/10/21/chartex" xmlns:cx3="http://schemas.microsoft.com/office/drawing/2016/5/9/chartex" xmlns:cx4="http://schemas.microsoft.com/office/drawing/2016/5/10/chartex" xmlns:cx5="http://schemas.microsoft.com/office/drawing/2016/5/11/chartex" xmlns:cx6="http://schemas.microsoft.com/office/drawing/2016/5/12/chartex" xmlns:cx7="http://schemas.microsoft.com/office/drawing/2016/5/13/chartex" xmlns:cx8="http://schemas.microsoft.com/office/drawing/2016/5/14/chartex" xmlns:mc="http://schemas.openxmlformats.org/markup-compatibility/2006" xmlns:aink="http://schemas.microsoft.com/office/drawing/2016/ink" xmlns:am3d="http://schemas.microsoft.com/office/drawing/2017/model3d" xmlns:o="urn:schemas-microsoft-com:office:office" xmlns:oel="http://schemas.microsoft.com/office/2019/extlst" xmlns:r="http://schemas.openxmlformats.org/officeDocument/2006/relationships" xmlns:m="http://schemas.openxmlformats.org/officeDocument/2006/math" xmlns:v="urn:schemas-microsoft-com:vml" xmlns:wp14="http://schemas.microsoft.com/office/word/2010/wordprocessingDrawing" xmlns:wp="http://schemas.openxmlformats.org/drawingml/2006/wordprocessingDrawing" xmlns:w10="urn:schemas-microsoft-com:office:word" xmlns:w="http://schemas.openxmlformats.org/wordprocessingml/2006/main" xmlns:w14="http://schemas.microsoft.com/office/word/2010/wordml" xmlns:w15="http://schemas.microsoft.com/office/word/2012/wordml" xmlns:w16cex="http://schemas.microsoft.com/office/word/2018/wordml/cex" xmlns:w16cid="http://schemas.microsoft.com/office/word/2016/wordml/cid" xmlns:w16="http://schemas.microsoft.com/office/word/2018/wordml" xmlns:w16du="http://schemas.microsoft.com/office/word/2023/wordml/word16du" xmlns:w16sdtdh="http://schemas.microsoft.com/office/word/2020/wordml/sdtdatahash" xmlns:w16sdtfl="http://schemas.microsoft.com/office/word/2024/wordml/sdtformatlock" xmlns:w16se="http://schemas.microsoft.com/office/word/2015/wordml/symex" xmlns:wpg="http://schemas.microsoft.com/office/word/2010/wordprocessingGroup" xmlns:wpi="http://schemas.microsoft.com/office/word/2010/wordprocessingInk" xmlns:wne="http://schemas.microsoft.com/office/word/2006/wordml" xmlns:wps="http://schemas.microsoft.com/office/word/2010/wordprocessingShape" mc:Ignorable="w14 w15 w16se w16cid w16 w16cex w16sdtdh w16sdtfl w16du wp14">
   <w:body>
     <w:p>
       <w:r>
@@ -168,7 +168,7 @@
     </w:p>
     <w:p>
       <w:r>
-        <w:t>Detta dokument behandlar höga naturvärden i avverkningsanmälan A 26692-2026 i Jokkmokks kommun. Denna avverkningsanmälan inkom 2026-06-11 11:01:52 och omfattar 17,7 ha.</w:t>
+        <w:t>Detta dokument behandlar höga naturvärden i avverkningsanmälan A 26692-2026 i Jokkmokks kommun som inkom 2026-06-11 och omfattar 17,7 ha.</w:t>
       </w:r>
     </w:p>
     <w:p>
@@ -191,12 +191,15 @@
     </w:p>
     <w:p>
       <w:r>
-        <w:t>I avverkningsanmälan har följande 6 naturvårdsarter hittats: doftticka (VU, §8), tajgataggsvamp (VU), kolflarnlav (NT), dropptaggsvamp (S), skarp dropptaggsvamp (S) och stuplav (S). Av dessa är 3 rödlistade. För rödlistade arter har rödlistekategorin angivits inom parentes. Arter som är signalarter enligt Skogsstyrelsen har markerats med (S). För fridlysta arter anges även paragrafen i Artskyddsförordningen som arten är fridlyst enligt.</w:t>
+        <w:t>I och inom 14 meter från avverkningsanmälan har följande 7 naturvårdsarter hittats: doftticka (VU, T, §8), tajgataggsvamp (VU), blå taggsvamp (NT, T), dropptaggsvamp (NT, T), kolflarnlav (NT, T), skarp dropptaggsvamp (NT) och stuplav (S, T). Av dessa är 6 rödlistade. För rödlistade arter har rödlistekategorin angivits inom parentes. Arter som är signalarter enligt Skogsstyrelsen har markerats med (S). Typiska arter inom Natura 2000 som är kopplade till skogsekosystem har markerats med (T). För fridlysta arter anges även paragrafen i Artskyddsförordningen som arten är fridlyst enligt.</w:t>
       </w:r>
     </w:p>
     <w:p>
       <w:r>
-        <w:t>De påträffade naturvårdsarterna är ett tydligt kvitto på att detta rör sig om en skog med höga naturvärden. I Figur 1 visas en karta över det avverkningsanmälda området, där samtliga fyndplatser för naturvårdsarter som finns registrerade på Artportalen har markerats.</w:t>
+        <w:t>De påträffade naturvårdsarterna är ett tydligt kvitto på att det rör sig om en skog med höga naturvärden.</w:t>
+      </w:r>
+      <w:r>
+        <w:t xml:space="preserve"> I Figur 1 visas fyndplatser för naturvårdsarter i området, som finns registrerade på Artportalen.</w:t>
       </w:r>
     </w:p>
     <w:p>
@@ -206,7 +209,7 @@
       <w:r>
         <w:drawing>
           <wp:inline xmlns:a="http://schemas.openxmlformats.org/drawingml/2006/main" xmlns:pic="http://schemas.openxmlformats.org/drawingml/2006/picture">
-            <wp:extent cx="5486400" cy="4528614"/>
+            <wp:extent cx="5486400" cy="4407903"/>
             <wp:docPr id="1" name="Picture 1"/>
             <wp:cNvGraphicFramePr>
               <a:graphicFrameLocks noChangeAspect="1"/>
@@ -227,7 +230,7 @@
                   <pic:spPr>
                     <a:xfrm>
                       <a:off x="0" y="0"/>
-                      <a:ext cx="5486400" cy="4528614"/>
+                      <a:ext cx="5486400" cy="4407903"/>
                     </a:xfrm>
                     <a:prstGeom prst="rect"/>
                   </pic:spPr>
@@ -241,9 +244,80 @@
     <w:p>
       <w:pPr>
         <w:pStyle w:val="Caption"/>
+        <w:spacing w:after="240"/>
       </w:pPr>
       <w:r>
-        <w:t>Figur 1. Fyndplatser för naturvårdsarter i det avverkningsanmälda området (röd linje). Markörer utan svart kant är placerade på fyndplatsen. Markörer med svart kant är placerade vid sidan av fyndplatsen och har ett svart streck som visar fyndplatsens exakta position. Kartans mittpunktskoordinat är N 7336466, E 718359 i SWEREF 99 TM.</w:t>
+        <w:t>Figur 1. Fyndplatser för naturvårdsarter i och inom 14 meter från avverkningsanmälan (röd linje). Markörer utan svart kant är placerade på fyndplatsen. Markörer med svart kant är placerade vid sidan av fyndplatsen och har ett svart streck som visar fyndplatsens exakta position. Kartans mittpunktskoordinat är N 7336466, E 718359 i SWEREF 99 TM.</w:t>
+      </w:r>
+    </w:p>
+    <w:p>
+      <w:pPr>
+        <w:pStyle w:val="Heading2"/>
+      </w:pPr>
+      <w:r>
+        <w:t>Fridlysta arter</w:t>
+      </w:r>
+    </w:p>
+    <w:p>
+      <w:r>
+        <w:t>Följande fridlysta arter har sina livsmiljöer och växtplatser i den avverkningsanmälda skogen: doftticka (VU, T, §8).</w:t>
+      </w:r>
+    </w:p>
+    <w:p>
+      <w:r>
+        <w:rPr>
+          <w:b/>
+        </w:rPr>
+        <w:t>Doftticka (VU, §8)</w:t>
+      </w:r>
+      <w:r>
+        <w:t xml:space="preserve"> är rödlistad som sårbar (VU) och fridlyst enligt 8§ artskyddsförordningen. Den är även globalt rödlistad som Nära hotad (NT) vilket innebär att Sverige har ett internationellt ansvar för arten. Doftticka är beroende av hög och jämn luftfuktighet i gamla, ostörda skogsmiljöer och är känslig för snabba förändringar av ljus-/vindförhållanden eller uttorkning. Dofttickan är placerad i toppen av Skogsstyrelsens värdepyramid för bedömning av skog med höga naturvärden och signalerar alltid gamla sälgar och skogsområden med höga naturvärden. Avverkning av värdträd (främst sälg) utgör det största hotet och när gamla och olikåldriga skogar med sälg avverkas försvinner oftast sälgen. Dofttickan har minskat med ca 30 % under de senaste 30 åren och är typisk art för </w:t>
+      </w:r>
+      <w:r>
+        <w:rPr>
+          <w:i/>
+        </w:rPr>
+        <w:t>9010 Taiga</w:t>
+      </w:r>
+      <w:r>
+        <w:t xml:space="preserve"> och</w:t>
+      </w:r>
+      <w:r>
+        <w:rPr>
+          <w:i/>
+        </w:rPr>
+        <w:t xml:space="preserve"> 9050 Näringsrik granskog </w:t>
+      </w:r>
+      <w:r>
+        <w:t>(IUCN Redlist, 2024; Nitare &amp; Skogsstyrelsen, 2019; SLU Artdatabanken, 2024).</w:t>
+      </w:r>
+    </w:p>
+    <w:p>
+      <w:pPr>
+        <w:pStyle w:val="Heading2"/>
+      </w:pPr>
+      <w:r>
+        <w:t>Övriga naturvårdsarter</w:t>
+      </w:r>
+    </w:p>
+    <w:p>
+      <w:r>
+        <w:rPr>
+          <w:b/>
+        </w:rPr>
+        <w:t xml:space="preserve">Blå taggsvamp (NT) </w:t>
+      </w:r>
+      <w:r>
+        <w:t xml:space="preserve">är en karaktärsart i såväl örtrika kalkbarrskogar som i torra sandtallskogar där det föreligger gammal skog med långvarig trädkontinuitet. Är sällsynt och mycket kravfull i södra och mellersta Sverige. Den hotas främst av skogsavverkning och tycks försvinna efter slutavverkning, markberedning och plantering. I kalkgranskogar verkar arten vara mycket känslig. Granskogar med arten bör formellt skydddas. Blå taggsvamp (NT) är typisk art för </w:t>
+      </w:r>
+      <w:r>
+        <w:rPr>
+          <w:i/>
+        </w:rPr>
+        <w:t>9010 Taiga</w:t>
+      </w:r>
+      <w:r>
+        <w:t xml:space="preserve"> (SLU Artdatabanken, 2024; Nitare &amp; Skogsstyrelsen, 2019).</w:t>
       </w:r>
     </w:p>
     <w:p>
@@ -378,48 +452,6 @@
         <w:pStyle w:val="Heading1"/>
       </w:pPr>
       <w:r>
-        <w:t>Fridlysta arter</w:t>
-      </w:r>
-    </w:p>
-    <w:p>
-      <w:r>
-        <w:t>Följande fridlysta arter har sina livsmiljöer och växtplatser i den avverkningsanmälda skogen: doftticka (VU, §8).</w:t>
-      </w:r>
-    </w:p>
-    <w:p>
-      <w:r>
-        <w:rPr>
-          <w:b/>
-        </w:rPr>
-        <w:t>Doftticka (VU, §8)</w:t>
-      </w:r>
-      <w:r>
-        <w:t xml:space="preserve"> är rödlistad som sårbar (VU) och fridlyst enligt 8§ artskyddsförordningen. Den är även globalt rödlistad som Nära hotad (NT) vilket innebär att Sverige har ett internationellt ansvar för arten. Doftticka är beroende av hög och jämn luftfuktighet i gamla, ostörda skogsmiljöer och är känslig för snabba förändringar av ljus-/vindförhållanden eller uttorkning. Dofttickan är placerad i toppen av Skogsstyrelsens värdepyramid för bedömning av skog med höga naturvärden och signalerar alltid gamla sälgar och skogsområden med höga naturvärden. Avverkning av värdträd (främst sälg) utgör det största hotet och när gamla och olikåldriga skogar med sälg avverkas försvinner oftast sälgen. Dofttickan har minskat med ca 30 % under de senaste 30 åren och är typisk art för </w:t>
-      </w:r>
-      <w:r>
-        <w:rPr>
-          <w:i/>
-        </w:rPr>
-        <w:t>9010 Taiga</w:t>
-      </w:r>
-      <w:r>
-        <w:t xml:space="preserve"> och</w:t>
-      </w:r>
-      <w:r>
-        <w:rPr>
-          <w:i/>
-        </w:rPr>
-        <w:t xml:space="preserve"> 9050 Näringsrik granskog </w:t>
-      </w:r>
-      <w:r>
-        <w:t>(IUCN Redlist, 2024; Nitare &amp; Skogsstyrelsen, 2019; SLU Artdatabanken, 2024).</w:t>
-      </w:r>
-    </w:p>
-    <w:p>
-      <w:pPr>
-        <w:pStyle w:val="Heading1"/>
-      </w:pPr>
-      <w:r>
         <w:t>Certifiering</w:t>
       </w:r>
     </w:p>
@@ -505,7 +537,7 @@
         <w:rPr>
           <w:i/>
         </w:rPr>
-        <w:t>I det avverkningsanmälda skogsområdet har 6 naturvårdsarter varav 3 rödlistade arter sina livsmiljöer och växtplatser.</w:t>
+        <w:t>I det avverkningsanmälda skogsområdet har 7 naturvårdsarter varav 6 rödlistade arter sina livsmiljöer och växtplatser.</w:t>
       </w:r>
     </w:p>
     <w:p>
@@ -710,7 +742,7 @@
 </file>
 
 <file path=word/endnotes.xml><?xml version="1.0" encoding="utf-8"?>
-<w:endnotes xmlns:wpc="http://schemas.microsoft.com/office/word/2010/wordprocessingCanvas" xmlns:cx="http://schemas.microsoft.com/office/drawing/2014/chartex" xmlns:cx1="http://schemas.microsoft.com/office/drawing/2015/9/8/chartex" xmlns:cx2="http://schemas.microsoft.com/office/drawing/2015/10/21/chartex" xmlns:cx3="http://schemas.microsoft.com/office/drawing/2016/5/9/chartex" xmlns:cx4="http://schemas.microsoft.com/office/drawing/2016/5/10/chartex" xmlns:cx5="http://schemas.microsoft.com/office/drawing/2016/5/11/chartex" xmlns:cx6="http://schemas.microsoft.com/office/drawing/2016/5/12/chartex" xmlns:cx7="http://schemas.microsoft.com/office/drawing/2016/5/13/chartex" xmlns:cx8="http://schemas.microsoft.com/office/drawing/2016/5/14/chartex" xmlns:mc="http://schemas.openxmlformats.org/markup-compatibility/2006" xmlns:aink="http://schemas.microsoft.com/office/drawing/2016/ink" xmlns:am3d="http://schemas.microsoft.com/office/drawing/2017/model3d" xmlns:o="urn:schemas-microsoft-com:office:office" xmlns:oel="http://schemas.microsoft.com/office/2019/extlst" xmlns:r="http://schemas.openxmlformats.org/officeDocument/2006/relationships" xmlns:m="http://schemas.openxmlformats.org/officeDocument/2006/math" xmlns:v="urn:schemas-microsoft-com:vml" xmlns:wp14="http://schemas.microsoft.com/office/word/2010/wordprocessingDrawing" xmlns:wp="http://schemas.openxmlformats.org/drawingml/2006/wordprocessingDrawing" xmlns:w10="urn:schemas-microsoft-com:office:word" xmlns:w="http://schemas.openxmlformats.org/wordprocessingml/2006/main" xmlns:w14="http://schemas.microsoft.com/office/word/2010/wordml" xmlns:w15="http://schemas.microsoft.com/office/word/2012/wordml" xmlns:w16cex="http://schemas.microsoft.com/office/word/2018/wordml/cex" xmlns:w16cid="http://schemas.microsoft.com/office/word/2016/wordml/cid" xmlns:w16="http://schemas.microsoft.com/office/word/2018/wordml" xmlns:w16sdtdh="http://schemas.microsoft.com/office/word/2020/wordml/sdtdatahash" xmlns:w16se="http://schemas.microsoft.com/office/word/2015/wordml/symex" xmlns:wpg="http://schemas.microsoft.com/office/word/2010/wordprocessingGroup" xmlns:wpi="http://schemas.microsoft.com/office/word/2010/wordprocessingInk" xmlns:wne="http://schemas.microsoft.com/office/word/2006/wordml" xmlns:wps="http://schemas.microsoft.com/office/word/2010/wordprocessingShape" mc:Ignorable="w14 w15 w16se w16cid w16 w16cex w16sdtdh wp14">
+<w:endnotes xmlns:wpc="http://schemas.microsoft.com/office/word/2010/wordprocessingCanvas" xmlns:cx="http://schemas.microsoft.com/office/drawing/2014/chartex" xmlns:cx1="http://schemas.microsoft.com/office/drawing/2015/9/8/chartex" xmlns:cx2="http://schemas.microsoft.com/office/drawing/2015/10/21/chartex" xmlns:cx3="http://schemas.microsoft.com/office/drawing/2016/5/9/chartex" xmlns:cx4="http://schemas.microsoft.com/office/drawing/2016/5/10/chartex" xmlns:cx5="http://schemas.microsoft.com/office/drawing/2016/5/11/chartex" xmlns:cx6="http://schemas.microsoft.com/office/drawing/2016/5/12/chartex" xmlns:cx7="http://schemas.microsoft.com/office/drawing/2016/5/13/chartex" xmlns:cx8="http://schemas.microsoft.com/office/drawing/2016/5/14/chartex" xmlns:mc="http://schemas.openxmlformats.org/markup-compatibility/2006" xmlns:aink="http://schemas.microsoft.com/office/drawing/2016/ink" xmlns:am3d="http://schemas.microsoft.com/office/drawing/2017/model3d" xmlns:o="urn:schemas-microsoft-com:office:office" xmlns:oel="http://schemas.microsoft.com/office/2019/extlst" xmlns:r="http://schemas.openxmlformats.org/officeDocument/2006/relationships" xmlns:m="http://schemas.openxmlformats.org/officeDocument/2006/math" xmlns:v="urn:schemas-microsoft-com:vml" xmlns:wp14="http://schemas.microsoft.com/office/word/2010/wordprocessingDrawing" xmlns:wp="http://schemas.openxmlformats.org/drawingml/2006/wordprocessingDrawing" xmlns:w10="urn:schemas-microsoft-com:office:word" xmlns:w="http://schemas.openxmlformats.org/wordprocessingml/2006/main" xmlns:w14="http://schemas.microsoft.com/office/word/2010/wordml" xmlns:w15="http://schemas.microsoft.com/office/word/2012/wordml" xmlns:w16cex="http://schemas.microsoft.com/office/word/2018/wordml/cex" xmlns:w16cid="http://schemas.microsoft.com/office/word/2016/wordml/cid" xmlns:w16="http://schemas.microsoft.com/office/word/2018/wordml" xmlns:w16du="http://schemas.microsoft.com/office/word/2023/wordml/word16du" xmlns:w16sdtdh="http://schemas.microsoft.com/office/word/2020/wordml/sdtdatahash" xmlns:w16sdtfl="http://schemas.microsoft.com/office/word/2024/wordml/sdtformatlock" xmlns:w16se="http://schemas.microsoft.com/office/word/2015/wordml/symex" xmlns:wpg="http://schemas.microsoft.com/office/word/2010/wordprocessingGroup" xmlns:wpi="http://schemas.microsoft.com/office/word/2010/wordprocessingInk" xmlns:wne="http://schemas.microsoft.com/office/word/2006/wordml" xmlns:wps="http://schemas.microsoft.com/office/word/2010/wordprocessingShape" mc:Ignorable="w14 w15 w16se w16cid w16 w16cex w16sdtdh w16sdtfl w16du wp14">
   <w:endnote w:type="separator" w:id="-1">
     <w:p>
       <w:pPr>
@@ -735,7 +767,7 @@
 </file>
 
 <file path=word/footer1.xml><?xml version="1.0" encoding="utf-8"?>
-<w:ftr xmlns:wpc="http://schemas.microsoft.com/office/word/2010/wordprocessingCanvas" xmlns:cx="http://schemas.microsoft.com/office/drawing/2014/chartex" xmlns:cx1="http://schemas.microsoft.com/office/drawing/2015/9/8/chartex" xmlns:cx2="http://schemas.microsoft.com/office/drawing/2015/10/21/chartex" xmlns:cx3="http://schemas.microsoft.com/office/drawing/2016/5/9/chartex" xmlns:cx4="http://schemas.microsoft.com/office/drawing/2016/5/10/chartex" xmlns:cx5="http://schemas.microsoft.com/office/drawing/2016/5/11/chartex" xmlns:cx6="http://schemas.microsoft.com/office/drawing/2016/5/12/chartex" xmlns:cx7="http://schemas.microsoft.com/office/drawing/2016/5/13/chartex" xmlns:cx8="http://schemas.microsoft.com/office/drawing/2016/5/14/chartex" xmlns:mc="http://schemas.openxmlformats.org/markup-compatibility/2006" xmlns:aink="http://schemas.microsoft.com/office/drawing/2016/ink" xmlns:am3d="http://schemas.microsoft.com/office/drawing/2017/model3d" xmlns:o="urn:schemas-microsoft-com:office:office" xmlns:oel="http://schemas.microsoft.com/office/2019/extlst" xmlns:r="http://schemas.openxmlformats.org/officeDocument/2006/relationships" xmlns:m="http://schemas.openxmlformats.org/officeDocument/2006/math" xmlns:v="urn:schemas-microsoft-com:vml" xmlns:wp14="http://schemas.microsoft.com/office/word/2010/wordprocessingDrawing" xmlns:wp="http://schemas.openxmlformats.org/drawingml/2006/wordprocessingDrawing" xmlns:w10="urn:schemas-microsoft-com:office:word" xmlns:w="http://schemas.openxmlformats.org/wordprocessingml/2006/main" xmlns:w14="http://schemas.microsoft.com/office/word/2010/wordml" xmlns:w15="http://schemas.microsoft.com/office/word/2012/wordml" xmlns:w16cex="http://schemas.microsoft.com/office/word/2018/wordml/cex" xmlns:w16cid="http://schemas.microsoft.com/office/word/2016/wordml/cid" xmlns:w16="http://schemas.microsoft.com/office/word/2018/wordml" xmlns:w16sdtdh="http://schemas.microsoft.com/office/word/2020/wordml/sdtdatahash" xmlns:w16se="http://schemas.microsoft.com/office/word/2015/wordml/symex" xmlns:wpg="http://schemas.microsoft.com/office/word/2010/wordprocessingGroup" xmlns:wpi="http://schemas.microsoft.com/office/word/2010/wordprocessingInk" xmlns:wne="http://schemas.microsoft.com/office/word/2006/wordml" xmlns:wps="http://schemas.microsoft.com/office/word/2010/wordprocessingShape" mc:Ignorable="w14 w15 w16se w16cid w16 w16cex w16sdtdh wp14">
+<w:ftr xmlns:wpc="http://schemas.microsoft.com/office/word/2010/wordprocessingCanvas" xmlns:cx="http://schemas.microsoft.com/office/drawing/2014/chartex" xmlns:cx1="http://schemas.microsoft.com/office/drawing/2015/9/8/chartex" xmlns:cx2="http://schemas.microsoft.com/office/drawing/2015/10/21/chartex" xmlns:cx3="http://schemas.microsoft.com/office/drawing/2016/5/9/chartex" xmlns:cx4="http://schemas.microsoft.com/office/drawing/2016/5/10/chartex" xmlns:cx5="http://schemas.microsoft.com/office/drawing/2016/5/11/chartex" xmlns:cx6="http://schemas.microsoft.com/office/drawing/2016/5/12/chartex" xmlns:cx7="http://schemas.microsoft.com/office/drawing/2016/5/13/chartex" xmlns:cx8="http://schemas.microsoft.com/office/drawing/2016/5/14/chartex" xmlns:mc="http://schemas.openxmlformats.org/markup-compatibility/2006" xmlns:aink="http://schemas.microsoft.com/office/drawing/2016/ink" xmlns:am3d="http://schemas.microsoft.com/office/drawing/2017/model3d" xmlns:o="urn:schemas-microsoft-com:office:office" xmlns:oel="http://schemas.microsoft.com/office/2019/extlst" xmlns:r="http://schemas.openxmlformats.org/officeDocument/2006/relationships" xmlns:m="http://schemas.openxmlformats.org/officeDocument/2006/math" xmlns:v="urn:schemas-microsoft-com:vml" xmlns:wp14="http://schemas.microsoft.com/office/word/2010/wordprocessingDrawing" xmlns:wp="http://schemas.openxmlformats.org/drawingml/2006/wordprocessingDrawing" xmlns:w10="urn:schemas-microsoft-com:office:word" xmlns:w="http://schemas.openxmlformats.org/wordprocessingml/2006/main" xmlns:w14="http://schemas.microsoft.com/office/word/2010/wordml" xmlns:w15="http://schemas.microsoft.com/office/word/2012/wordml" xmlns:w16cex="http://schemas.microsoft.com/office/word/2018/wordml/cex" xmlns:w16cid="http://schemas.microsoft.com/office/word/2016/wordml/cid" xmlns:w16="http://schemas.microsoft.com/office/word/2018/wordml" xmlns:w16du="http://schemas.microsoft.com/office/word/2023/wordml/word16du" xmlns:w16sdtdh="http://schemas.microsoft.com/office/word/2020/wordml/sdtdatahash" xmlns:w16sdtfl="http://schemas.microsoft.com/office/word/2024/wordml/sdtformatlock" xmlns:w16se="http://schemas.microsoft.com/office/word/2015/wordml/symex" xmlns:wpg="http://schemas.microsoft.com/office/word/2010/wordprocessingGroup" xmlns:wpi="http://schemas.microsoft.com/office/word/2010/wordprocessingInk" xmlns:wne="http://schemas.microsoft.com/office/word/2006/wordml" xmlns:wps="http://schemas.microsoft.com/office/word/2010/wordprocessingShape" mc:Ignorable="w14 w15 w16se w16cid w16 w16cex w16sdtdh w16sdtfl w16du wp14">
   <w:p>
     <w:pPr>
       <w:pStyle w:val="Footer"/>
@@ -745,7 +777,7 @@
 </file>
 
 <file path=word/footer2.xml><?xml version="1.0" encoding="utf-8"?>
-<w:ftr xmlns:wpc="http://schemas.microsoft.com/office/word/2010/wordprocessingCanvas" xmlns:cx="http://schemas.microsoft.com/office/drawing/2014/chartex" xmlns:cx1="http://schemas.microsoft.com/office/drawing/2015/9/8/chartex" xmlns:cx2="http://schemas.microsoft.com/office/drawing/2015/10/21/chartex" xmlns:cx3="http://schemas.microsoft.com/office/drawing/2016/5/9/chartex" xmlns:cx4="http://schemas.microsoft.com/office/drawing/2016/5/10/chartex" xmlns:cx5="http://schemas.microsoft.com/office/drawing/2016/5/11/chartex" xmlns:cx6="http://schemas.microsoft.com/office/drawing/2016/5/12/chartex" xmlns:cx7="http://schemas.microsoft.com/office/drawing/2016/5/13/chartex" xmlns:cx8="http://schemas.microsoft.com/office/drawing/2016/5/14/chartex" xmlns:mc="http://schemas.openxmlformats.org/markup-compatibility/2006" xmlns:aink="http://schemas.microsoft.com/office/drawing/2016/ink" xmlns:am3d="http://schemas.microsoft.com/office/drawing/2017/model3d" xmlns:o="urn:schemas-microsoft-com:office:office" xmlns:oel="http://schemas.microsoft.com/office/2019/extlst" xmlns:r="http://schemas.openxmlformats.org/officeDocument/2006/relationships" xmlns:m="http://schemas.openxmlformats.org/officeDocument/2006/math" xmlns:v="urn:schemas-microsoft-com:vml" xmlns:wp14="http://schemas.microsoft.com/office/word/2010/wordprocessingDrawing" xmlns:wp="http://schemas.openxmlformats.org/drawingml/2006/wordprocessingDrawing" xmlns:w10="urn:schemas-microsoft-com:office:word" xmlns:w="http://schemas.openxmlformats.org/wordprocessingml/2006/main" xmlns:w14="http://schemas.microsoft.com/office/word/2010/wordml" xmlns:w15="http://schemas.microsoft.com/office/word/2012/wordml" xmlns:w16cex="http://schemas.microsoft.com/office/word/2018/wordml/cex" xmlns:w16cid="http://schemas.microsoft.com/office/word/2016/wordml/cid" xmlns:w16="http://schemas.microsoft.com/office/word/2018/wordml" xmlns:w16sdtdh="http://schemas.microsoft.com/office/word/2020/wordml/sdtdatahash" xmlns:w16se="http://schemas.microsoft.com/office/word/2015/wordml/symex" xmlns:wpg="http://schemas.microsoft.com/office/word/2010/wordprocessingGroup" xmlns:wpi="http://schemas.microsoft.com/office/word/2010/wordprocessingInk" xmlns:wne="http://schemas.microsoft.com/office/word/2006/wordml" xmlns:wps="http://schemas.microsoft.com/office/word/2010/wordprocessingShape" mc:Ignorable="w14 w15 w16se w16cid w16 w16cex w16sdtdh wp14">
+<w:ftr xmlns:wpc="http://schemas.microsoft.com/office/word/2010/wordprocessingCanvas" xmlns:cx="http://schemas.microsoft.com/office/drawing/2014/chartex" xmlns:cx1="http://schemas.microsoft.com/office/drawing/2015/9/8/chartex" xmlns:cx2="http://schemas.microsoft.com/office/drawing/2015/10/21/chartex" xmlns:cx3="http://schemas.microsoft.com/office/drawing/2016/5/9/chartex" xmlns:cx4="http://schemas.microsoft.com/office/drawing/2016/5/10/chartex" xmlns:cx5="http://schemas.microsoft.com/office/drawing/2016/5/11/chartex" xmlns:cx6="http://schemas.microsoft.com/office/drawing/2016/5/12/chartex" xmlns:cx7="http://schemas.microsoft.com/office/drawing/2016/5/13/chartex" xmlns:cx8="http://schemas.microsoft.com/office/drawing/2016/5/14/chartex" xmlns:mc="http://schemas.openxmlformats.org/markup-compatibility/2006" xmlns:aink="http://schemas.microsoft.com/office/drawing/2016/ink" xmlns:am3d="http://schemas.microsoft.com/office/drawing/2017/model3d" xmlns:o="urn:schemas-microsoft-com:office:office" xmlns:oel="http://schemas.microsoft.com/office/2019/extlst" xmlns:r="http://schemas.openxmlformats.org/officeDocument/2006/relationships" xmlns:m="http://schemas.openxmlformats.org/officeDocument/2006/math" xmlns:v="urn:schemas-microsoft-com:vml" xmlns:wp14="http://schemas.microsoft.com/office/word/2010/wordprocessingDrawing" xmlns:wp="http://schemas.openxmlformats.org/drawingml/2006/wordprocessingDrawing" xmlns:w10="urn:schemas-microsoft-com:office:word" xmlns:w="http://schemas.openxmlformats.org/wordprocessingml/2006/main" xmlns:w14="http://schemas.microsoft.com/office/word/2010/wordml" xmlns:w15="http://schemas.microsoft.com/office/word/2012/wordml" xmlns:w16cex="http://schemas.microsoft.com/office/word/2018/wordml/cex" xmlns:w16cid="http://schemas.microsoft.com/office/word/2016/wordml/cid" xmlns:w16="http://schemas.microsoft.com/office/word/2018/wordml" xmlns:w16du="http://schemas.microsoft.com/office/word/2023/wordml/word16du" xmlns:w16sdtdh="http://schemas.microsoft.com/office/word/2020/wordml/sdtdatahash" xmlns:w16sdtfl="http://schemas.microsoft.com/office/word/2024/wordml/sdtformatlock" xmlns:w16se="http://schemas.microsoft.com/office/word/2015/wordml/symex" xmlns:wpg="http://schemas.microsoft.com/office/word/2010/wordprocessingGroup" xmlns:wpi="http://schemas.microsoft.com/office/word/2010/wordprocessingInk" xmlns:wne="http://schemas.microsoft.com/office/word/2006/wordml" xmlns:wps="http://schemas.microsoft.com/office/word/2010/wordprocessingShape" mc:Ignorable="w14 w15 w16se w16cid w16 w16cex w16sdtdh w16sdtfl w16du wp14">
   <w:p>
     <w:pPr>
       <w:pStyle w:val="Footer"/>
@@ -755,7 +787,7 @@
 </file>
 
 <file path=word/footer3.xml><?xml version="1.0" encoding="utf-8"?>
-<w:ftr xmlns:wpc="http://schemas.microsoft.com/office/word/2010/wordprocessingCanvas" xmlns:cx="http://schemas.microsoft.com/office/drawing/2014/chartex" xmlns:cx1="http://schemas.microsoft.com/office/drawing/2015/9/8/chartex" xmlns:cx2="http://schemas.microsoft.com/office/drawing/2015/10/21/chartex" xmlns:cx3="http://schemas.microsoft.com/office/drawing/2016/5/9/chartex" xmlns:cx4="http://schemas.microsoft.com/office/drawing/2016/5/10/chartex" xmlns:cx5="http://schemas.microsoft.com/office/drawing/2016/5/11/chartex" xmlns:cx6="http://schemas.microsoft.com/office/drawing/2016/5/12/chartex" xmlns:cx7="http://schemas.microsoft.com/office/drawing/2016/5/13/chartex" xmlns:cx8="http://schemas.microsoft.com/office/drawing/2016/5/14/chartex" xmlns:mc="http://schemas.openxmlformats.org/markup-compatibility/2006" xmlns:aink="http://schemas.microsoft.com/office/drawing/2016/ink" xmlns:am3d="http://schemas.microsoft.com/office/drawing/2017/model3d" xmlns:o="urn:schemas-microsoft-com:office:office" xmlns:oel="http://schemas.microsoft.com/office/2019/extlst" xmlns:r="http://schemas.openxmlformats.org/officeDocument/2006/relationships" xmlns:m="http://schemas.openxmlformats.org/officeDocument/2006/math" xmlns:v="urn:schemas-microsoft-com:vml" xmlns:wp14="http://schemas.microsoft.com/office/word/2010/wordprocessingDrawing" xmlns:wp="http://schemas.openxmlformats.org/drawingml/2006/wordprocessingDrawing" xmlns:w10="urn:schemas-microsoft-com:office:word" xmlns:w="http://schemas.openxmlformats.org/wordprocessingml/2006/main" xmlns:w14="http://schemas.microsoft.com/office/word/2010/wordml" xmlns:w15="http://schemas.microsoft.com/office/word/2012/wordml" xmlns:w16cex="http://schemas.microsoft.com/office/word/2018/wordml/cex" xmlns:w16cid="http://schemas.microsoft.com/office/word/2016/wordml/cid" xmlns:w16="http://schemas.microsoft.com/office/word/2018/wordml" xmlns:w16sdtdh="http://schemas.microsoft.com/office/word/2020/wordml/sdtdatahash" xmlns:w16se="http://schemas.microsoft.com/office/word/2015/wordml/symex" xmlns:wpg="http://schemas.microsoft.com/office/word/2010/wordprocessingGroup" xmlns:wpi="http://schemas.microsoft.com/office/word/2010/wordprocessingInk" xmlns:wne="http://schemas.microsoft.com/office/word/2006/wordml" xmlns:wps="http://schemas.microsoft.com/office/word/2010/wordprocessingShape" mc:Ignorable="w14 w15 w16se w16cid w16 w16cex w16sdtdh wp14">
+<w:ftr xmlns:wpc="http://schemas.microsoft.com/office/word/2010/wordprocessingCanvas" xmlns:cx="http://schemas.microsoft.com/office/drawing/2014/chartex" xmlns:cx1="http://schemas.microsoft.com/office/drawing/2015/9/8/chartex" xmlns:cx2="http://schemas.microsoft.com/office/drawing/2015/10/21/chartex" xmlns:cx3="http://schemas.microsoft.com/office/drawing/2016/5/9/chartex" xmlns:cx4="http://schemas.microsoft.com/office/drawing/2016/5/10/chartex" xmlns:cx5="http://schemas.microsoft.com/office/drawing/2016/5/11/chartex" xmlns:cx6="http://schemas.microsoft.com/office/drawing/2016/5/12/chartex" xmlns:cx7="http://schemas.microsoft.com/office/drawing/2016/5/13/chartex" xmlns:cx8="http://schemas.microsoft.com/office/drawing/2016/5/14/chartex" xmlns:mc="http://schemas.openxmlformats.org/markup-compatibility/2006" xmlns:aink="http://schemas.microsoft.com/office/drawing/2016/ink" xmlns:am3d="http://schemas.microsoft.com/office/drawing/2017/model3d" xmlns:o="urn:schemas-microsoft-com:office:office" xmlns:oel="http://schemas.microsoft.com/office/2019/extlst" xmlns:r="http://schemas.openxmlformats.org/officeDocument/2006/relationships" xmlns:m="http://schemas.openxmlformats.org/officeDocument/2006/math" xmlns:v="urn:schemas-microsoft-com:vml" xmlns:wp14="http://schemas.microsoft.com/office/word/2010/wordprocessingDrawing" xmlns:wp="http://schemas.openxmlformats.org/drawingml/2006/wordprocessingDrawing" xmlns:w10="urn:schemas-microsoft-com:office:word" xmlns:w="http://schemas.openxmlformats.org/wordprocessingml/2006/main" xmlns:w14="http://schemas.microsoft.com/office/word/2010/wordml" xmlns:w15="http://schemas.microsoft.com/office/word/2012/wordml" xmlns:w16cex="http://schemas.microsoft.com/office/word/2018/wordml/cex" xmlns:w16cid="http://schemas.microsoft.com/office/word/2016/wordml/cid" xmlns:w16="http://schemas.microsoft.com/office/word/2018/wordml" xmlns:w16du="http://schemas.microsoft.com/office/word/2023/wordml/word16du" xmlns:w16sdtdh="http://schemas.microsoft.com/office/word/2020/wordml/sdtdatahash" xmlns:w16sdtfl="http://schemas.microsoft.com/office/word/2024/wordml/sdtformatlock" xmlns:w16se="http://schemas.microsoft.com/office/word/2015/wordml/symex" xmlns:wpg="http://schemas.microsoft.com/office/word/2010/wordprocessingGroup" xmlns:wpi="http://schemas.microsoft.com/office/word/2010/wordprocessingInk" xmlns:wne="http://schemas.microsoft.com/office/word/2006/wordml" xmlns:wps="http://schemas.microsoft.com/office/word/2010/wordprocessingShape" mc:Ignorable="w14 w15 w16se w16cid w16 w16cex w16sdtdh w16sdtfl w16du wp14">
   <w:p>
     <w:pPr>
       <w:pStyle w:val="Footer"/>
@@ -765,7 +797,7 @@
 </file>
 
 <file path=word/footnotes.xml><?xml version="1.0" encoding="utf-8"?>
-<w:footnotes xmlns:wpc="http://schemas.microsoft.com/office/word/2010/wordprocessingCanvas" xmlns:cx="http://schemas.microsoft.com/office/drawing/2014/chartex" xmlns:cx1="http://schemas.microsoft.com/office/drawing/2015/9/8/chartex" xmlns:cx2="http://schemas.microsoft.com/office/drawing/2015/10/21/chartex" xmlns:cx3="http://schemas.microsoft.com/office/drawing/2016/5/9/chartex" xmlns:cx4="http://schemas.microsoft.com/office/drawing/2016/5/10/chartex" xmlns:cx5="http://schemas.microsoft.com/office/drawing/2016/5/11/chartex" xmlns:cx6="http://schemas.microsoft.com/office/drawing/2016/5/12/chartex" xmlns:cx7="http://schemas.microsoft.com/office/drawing/2016/5/13/chartex" xmlns:cx8="http://schemas.microsoft.com/office/drawing/2016/5/14/chartex" xmlns:mc="http://schemas.openxmlformats.org/markup-compatibility/2006" xmlns:aink="http://schemas.microsoft.com/office/drawing/2016/ink" xmlns:am3d="http://schemas.microsoft.com/office/drawing/2017/model3d" xmlns:o="urn:schemas-microsoft-com:office:office" xmlns:oel="http://schemas.microsoft.com/office/2019/extlst" xmlns:r="http://schemas.openxmlformats.org/officeDocument/2006/relationships" xmlns:m="http://schemas.openxmlformats.org/officeDocument/2006/math" xmlns:v="urn:schemas-microsoft-com:vml" xmlns:wp14="http://schemas.microsoft.com/office/word/2010/wordprocessingDrawing" xmlns:wp="http://schemas.openxmlformats.org/drawingml/2006/wordprocessingDrawing" xmlns:w10="urn:schemas-microsoft-com:office:word" xmlns:w="http://schemas.openxmlformats.org/wordprocessingml/2006/main" xmlns:w14="http://schemas.microsoft.com/office/word/2010/wordml" xmlns:w15="http://schemas.microsoft.com/office/word/2012/wordml" xmlns:w16cex="http://schemas.microsoft.com/office/word/2018/wordml/cex" xmlns:w16cid="http://schemas.microsoft.com/office/word/2016/wordml/cid" xmlns:w16="http://schemas.microsoft.com/office/word/2018/wordml" xmlns:w16sdtdh="http://schemas.microsoft.com/office/word/2020/wordml/sdtdatahash" xmlns:w16se="http://schemas.microsoft.com/office/word/2015/wordml/symex" xmlns:wpg="http://schemas.microsoft.com/office/word/2010/wordprocessingGroup" xmlns:wpi="http://schemas.microsoft.com/office/word/2010/wordprocessingInk" xmlns:wne="http://schemas.microsoft.com/office/word/2006/wordml" xmlns:wps="http://schemas.microsoft.com/office/word/2010/wordprocessingShape" mc:Ignorable="w14 w15 w16se w16cid w16 w16cex w16sdtdh wp14">
+<w:footnotes xmlns:wpc="http://schemas.microsoft.com/office/word/2010/wordprocessingCanvas" xmlns:cx="http://schemas.microsoft.com/office/drawing/2014/chartex" xmlns:cx1="http://schemas.microsoft.com/office/drawing/2015/9/8/chartex" xmlns:cx2="http://schemas.microsoft.com/office/drawing/2015/10/21/chartex" xmlns:cx3="http://schemas.microsoft.com/office/drawing/2016/5/9/chartex" xmlns:cx4="http://schemas.microsoft.com/office/drawing/2016/5/10/chartex" xmlns:cx5="http://schemas.microsoft.com/office/drawing/2016/5/11/chartex" xmlns:cx6="http://schemas.microsoft.com/office/drawing/2016/5/12/chartex" xmlns:cx7="http://schemas.microsoft.com/office/drawing/2016/5/13/chartex" xmlns:cx8="http://schemas.microsoft.com/office/drawing/2016/5/14/chartex" xmlns:mc="http://schemas.openxmlformats.org/markup-compatibility/2006" xmlns:aink="http://schemas.microsoft.com/office/drawing/2016/ink" xmlns:am3d="http://schemas.microsoft.com/office/drawing/2017/model3d" xmlns:o="urn:schemas-microsoft-com:office:office" xmlns:oel="http://schemas.microsoft.com/office/2019/extlst" xmlns:r="http://schemas.openxmlformats.org/officeDocument/2006/relationships" xmlns:m="http://schemas.openxmlformats.org/officeDocument/2006/math" xmlns:v="urn:schemas-microsoft-com:vml" xmlns:wp14="http://schemas.microsoft.com/office/word/2010/wordprocessingDrawing" xmlns:wp="http://schemas.openxmlformats.org/drawingml/2006/wordprocessingDrawing" xmlns:w10="urn:schemas-microsoft-com:office:word" xmlns:w="http://schemas.openxmlformats.org/wordprocessingml/2006/main" xmlns:w14="http://schemas.microsoft.com/office/word/2010/wordml" xmlns:w15="http://schemas.microsoft.com/office/word/2012/wordml" xmlns:w16cex="http://schemas.microsoft.com/office/word/2018/wordml/cex" xmlns:w16cid="http://schemas.microsoft.com/office/word/2016/wordml/cid" xmlns:w16="http://schemas.microsoft.com/office/word/2018/wordml" xmlns:w16du="http://schemas.microsoft.com/office/word/2023/wordml/word16du" xmlns:w16sdtdh="http://schemas.microsoft.com/office/word/2020/wordml/sdtdatahash" xmlns:w16sdtfl="http://schemas.microsoft.com/office/word/2024/wordml/sdtformatlock" xmlns:w16se="http://schemas.microsoft.com/office/word/2015/wordml/symex" xmlns:wpg="http://schemas.microsoft.com/office/word/2010/wordprocessingGroup" xmlns:wpi="http://schemas.microsoft.com/office/word/2010/wordprocessingInk" xmlns:wne="http://schemas.microsoft.com/office/word/2006/wordml" xmlns:wps="http://schemas.microsoft.com/office/word/2010/wordprocessingShape" mc:Ignorable="w14 w15 w16se w16cid w16 w16cex w16sdtdh w16sdtfl w16du wp14">
   <w:footnote w:type="separator" w:id="-1">
     <w:p>
       <w:pPr>
@@ -790,7 +822,7 @@
 </file>
 
 <file path=word/header1.xml><?xml version="1.0" encoding="utf-8"?>
-<w:hdr xmlns:wpc="http://schemas.microsoft.com/office/word/2010/wordprocessingCanvas" xmlns:cx="http://schemas.microsoft.com/office/drawing/2014/chartex" xmlns:cx1="http://schemas.microsoft.com/office/drawing/2015/9/8/chartex" xmlns:cx2="http://schemas.microsoft.com/office/drawing/2015/10/21/chartex" xmlns:cx3="http://schemas.microsoft.com/office/drawing/2016/5/9/chartex" xmlns:cx4="http://schemas.microsoft.com/office/drawing/2016/5/10/chartex" xmlns:cx5="http://schemas.microsoft.com/office/drawing/2016/5/11/chartex" xmlns:cx6="http://schemas.microsoft.com/office/drawing/2016/5/12/chartex" xmlns:cx7="http://schemas.microsoft.com/office/drawing/2016/5/13/chartex" xmlns:cx8="http://schemas.microsoft.com/office/drawing/2016/5/14/chartex" xmlns:mc="http://schemas.openxmlformats.org/markup-compatibility/2006" xmlns:aink="http://schemas.microsoft.com/office/drawing/2016/ink" xmlns:am3d="http://schemas.microsoft.com/office/drawing/2017/model3d" xmlns:o="urn:schemas-microsoft-com:office:office" xmlns:oel="http://schemas.microsoft.com/office/2019/extlst" xmlns:r="http://schemas.openxmlformats.org/officeDocument/2006/relationships" xmlns:m="http://schemas.openxmlformats.org/officeDocument/2006/math" xmlns:v="urn:schemas-microsoft-com:vml" xmlns:wp14="http://schemas.microsoft.com/office/word/2010/wordprocessingDrawing" xmlns:wp="http://schemas.openxmlformats.org/drawingml/2006/wordprocessingDrawing" xmlns:w10="urn:schemas-microsoft-com:office:word" xmlns:w="http://schemas.openxmlformats.org/wordprocessingml/2006/main" xmlns:w14="http://schemas.microsoft.com/office/word/2010/wordml" xmlns:w15="http://schemas.microsoft.com/office/word/2012/wordml" xmlns:w16cex="http://schemas.microsoft.com/office/word/2018/wordml/cex" xmlns:w16cid="http://schemas.microsoft.com/office/word/2016/wordml/cid" xmlns:w16="http://schemas.microsoft.com/office/word/2018/wordml" xmlns:w16sdtdh="http://schemas.microsoft.com/office/word/2020/wordml/sdtdatahash" xmlns:w16se="http://schemas.microsoft.com/office/word/2015/wordml/symex" xmlns:wpg="http://schemas.microsoft.com/office/word/2010/wordprocessingGroup" xmlns:wpi="http://schemas.microsoft.com/office/word/2010/wordprocessingInk" xmlns:wne="http://schemas.microsoft.com/office/word/2006/wordml" xmlns:wps="http://schemas.microsoft.com/office/word/2010/wordprocessingShape" mc:Ignorable="w14 w15 w16se w16cid w16 w16cex w16sdtdh wp14">
+<w:hdr xmlns:wpc="http://schemas.microsoft.com/office/word/2010/wordprocessingCanvas" xmlns:cx="http://schemas.microsoft.com/office/drawing/2014/chartex" xmlns:cx1="http://schemas.microsoft.com/office/drawing/2015/9/8/chartex" xmlns:cx2="http://schemas.microsoft.com/office/drawing/2015/10/21/chartex" xmlns:cx3="http://schemas.microsoft.com/office/drawing/2016/5/9/chartex" xmlns:cx4="http://schemas.microsoft.com/office/drawing/2016/5/10/chartex" xmlns:cx5="http://schemas.microsoft.com/office/drawing/2016/5/11/chartex" xmlns:cx6="http://schemas.microsoft.com/office/drawing/2016/5/12/chartex" xmlns:cx7="http://schemas.microsoft.com/office/drawing/2016/5/13/chartex" xmlns:cx8="http://schemas.microsoft.com/office/drawing/2016/5/14/chartex" xmlns:mc="http://schemas.openxmlformats.org/markup-compatibility/2006" xmlns:aink="http://schemas.microsoft.com/office/drawing/2016/ink" xmlns:am3d="http://schemas.microsoft.com/office/drawing/2017/model3d" xmlns:o="urn:schemas-microsoft-com:office:office" xmlns:oel="http://schemas.microsoft.com/office/2019/extlst" xmlns:r="http://schemas.openxmlformats.org/officeDocument/2006/relationships" xmlns:m="http://schemas.openxmlformats.org/officeDocument/2006/math" xmlns:v="urn:schemas-microsoft-com:vml" xmlns:wp14="http://schemas.microsoft.com/office/word/2010/wordprocessingDrawing" xmlns:wp="http://schemas.openxmlformats.org/drawingml/2006/wordprocessingDrawing" xmlns:w10="urn:schemas-microsoft-com:office:word" xmlns:w="http://schemas.openxmlformats.org/wordprocessingml/2006/main" xmlns:w14="http://schemas.microsoft.com/office/word/2010/wordml" xmlns:w15="http://schemas.microsoft.com/office/word/2012/wordml" xmlns:w16cex="http://schemas.microsoft.com/office/word/2018/wordml/cex" xmlns:w16cid="http://schemas.microsoft.com/office/word/2016/wordml/cid" xmlns:w16="http://schemas.microsoft.com/office/word/2018/wordml" xmlns:w16du="http://schemas.microsoft.com/office/word/2023/wordml/word16du" xmlns:w16sdtdh="http://schemas.microsoft.com/office/word/2020/wordml/sdtdatahash" xmlns:w16sdtfl="http://schemas.microsoft.com/office/word/2024/wordml/sdtformatlock" xmlns:w16se="http://schemas.microsoft.com/office/word/2015/wordml/symex" xmlns:wpg="http://schemas.microsoft.com/office/word/2010/wordprocessingGroup" xmlns:wpi="http://schemas.microsoft.com/office/word/2010/wordprocessingInk" xmlns:wne="http://schemas.microsoft.com/office/word/2006/wordml" xmlns:wps="http://schemas.microsoft.com/office/word/2010/wordprocessingShape" mc:Ignorable="w14 w15 w16se w16cid w16 w16cex w16sdtdh w16sdtfl w16du wp14">
   <w:p>
     <w:pPr>
       <w:pStyle w:val="Header"/>
@@ -800,7 +832,7 @@
 </file>
 
 <file path=word/header2.xml><?xml version="1.0" encoding="utf-8"?>
-<w:hdr xmlns:wpc="http://schemas.microsoft.com/office/word/2010/wordprocessingCanvas" xmlns:cx="http://schemas.microsoft.com/office/drawing/2014/chartex" xmlns:cx1="http://schemas.microsoft.com/office/drawing/2015/9/8/chartex" xmlns:cx2="http://schemas.microsoft.com/office/drawing/2015/10/21/chartex" xmlns:cx3="http://schemas.microsoft.com/office/drawing/2016/5/9/chartex" xmlns:cx4="http://schemas.microsoft.com/office/drawing/2016/5/10/chartex" xmlns:cx5="http://schemas.microsoft.com/office/drawing/2016/5/11/chartex" xmlns:cx6="http://schemas.microsoft.com/office/drawing/2016/5/12/chartex" xmlns:cx7="http://schemas.microsoft.com/office/drawing/2016/5/13/chartex" xmlns:cx8="http://schemas.microsoft.com/office/drawing/2016/5/14/chartex" xmlns:mc="http://schemas.openxmlformats.org/markup-compatibility/2006" xmlns:aink="http://schemas.microsoft.com/office/drawing/2016/ink" xmlns:am3d="http://schemas.microsoft.com/office/drawing/2017/model3d" xmlns:o="urn:schemas-microsoft-com:office:office" xmlns:oel="http://schemas.microsoft.com/office/2019/extlst" xmlns:r="http://schemas.openxmlformats.org/officeDocument/2006/relationships" xmlns:m="http://schemas.openxmlformats.org/officeDocument/2006/math" xmlns:v="urn:schemas-microsoft-com:vml" xmlns:wp14="http://schemas.microsoft.com/office/word/2010/wordprocessingDrawing" xmlns:wp="http://schemas.openxmlformats.org/drawingml/2006/wordprocessingDrawing" xmlns:w10="urn:schemas-microsoft-com:office:word" xmlns:w="http://schemas.openxmlformats.org/wordprocessingml/2006/main" xmlns:w14="http://schemas.microsoft.com/office/word/2010/wordml" xmlns:w15="http://schemas.microsoft.com/office/word/2012/wordml" xmlns:w16cex="http://schemas.microsoft.com/office/word/2018/wordml/cex" xmlns:w16cid="http://schemas.microsoft.com/office/word/2016/wordml/cid" xmlns:w16="http://schemas.microsoft.com/office/word/2018/wordml" xmlns:w16sdtdh="http://schemas.microsoft.com/office/word/2020/wordml/sdtdatahash" xmlns:w16se="http://schemas.microsoft.com/office/word/2015/wordml/symex" xmlns:wpg="http://schemas.microsoft.com/office/word/2010/wordprocessingGroup" xmlns:wpi="http://schemas.microsoft.com/office/word/2010/wordprocessingInk" xmlns:wne="http://schemas.microsoft.com/office/word/2006/wordml" xmlns:wps="http://schemas.microsoft.com/office/word/2010/wordprocessingShape" mc:Ignorable="w14 w15 w16se w16cid w16 w16cex w16sdtdh wp14">
+<w:hdr xmlns:wpc="http://schemas.microsoft.com/office/word/2010/wordprocessingCanvas" xmlns:cx="http://schemas.microsoft.com/office/drawing/2014/chartex" xmlns:cx1="http://schemas.microsoft.com/office/drawing/2015/9/8/chartex" xmlns:cx2="http://schemas.microsoft.com/office/drawing/2015/10/21/chartex" xmlns:cx3="http://schemas.microsoft.com/office/drawing/2016/5/9/chartex" xmlns:cx4="http://schemas.microsoft.com/office/drawing/2016/5/10/chartex" xmlns:cx5="http://schemas.microsoft.com/office/drawing/2016/5/11/chartex" xmlns:cx6="http://schemas.microsoft.com/office/drawing/2016/5/12/chartex" xmlns:cx7="http://schemas.microsoft.com/office/drawing/2016/5/13/chartex" xmlns:cx8="http://schemas.microsoft.com/office/drawing/2016/5/14/chartex" xmlns:mc="http://schemas.openxmlformats.org/markup-compatibility/2006" xmlns:aink="http://schemas.microsoft.com/office/drawing/2016/ink" xmlns:am3d="http://schemas.microsoft.com/office/drawing/2017/model3d" xmlns:o="urn:schemas-microsoft-com:office:office" xmlns:oel="http://schemas.microsoft.com/office/2019/extlst" xmlns:r="http://schemas.openxmlformats.org/officeDocument/2006/relationships" xmlns:m="http://schemas.openxmlformats.org/officeDocument/2006/math" xmlns:v="urn:schemas-microsoft-com:vml" xmlns:wp14="http://schemas.microsoft.com/office/word/2010/wordprocessingDrawing" xmlns:wp="http://schemas.openxmlformats.org/drawingml/2006/wordprocessingDrawing" xmlns:w10="urn:schemas-microsoft-com:office:word" xmlns:w="http://schemas.openxmlformats.org/wordprocessingml/2006/main" xmlns:w14="http://schemas.microsoft.com/office/word/2010/wordml" xmlns:w15="http://schemas.microsoft.com/office/word/2012/wordml" xmlns:w16cex="http://schemas.microsoft.com/office/word/2018/wordml/cex" xmlns:w16cid="http://schemas.microsoft.com/office/word/2016/wordml/cid" xmlns:w16="http://schemas.microsoft.com/office/word/2018/wordml" xmlns:w16du="http://schemas.microsoft.com/office/word/2023/wordml/word16du" xmlns:w16sdtdh="http://schemas.microsoft.com/office/word/2020/wordml/sdtdatahash" xmlns:w16sdtfl="http://schemas.microsoft.com/office/word/2024/wordml/sdtformatlock" xmlns:w16se="http://schemas.microsoft.com/office/word/2015/wordml/symex" xmlns:wpg="http://schemas.microsoft.com/office/word/2010/wordprocessingGroup" xmlns:wpi="http://schemas.microsoft.com/office/word/2010/wordprocessingInk" xmlns:wne="http://schemas.microsoft.com/office/word/2006/wordml" xmlns:wps="http://schemas.microsoft.com/office/word/2010/wordprocessingShape" mc:Ignorable="w14 w15 w16se w16cid w16 w16cex w16sdtdh w16sdtfl w16du wp14">
   <w:p>
     <w:pPr>
       <w:pStyle w:val="Header"/>
@@ -811,7 +843,7 @@
 </file>
 
 <file path=word/header3.xml><?xml version="1.0" encoding="utf-8"?>
-<w:hdr xmlns:wpc="http://schemas.microsoft.com/office/word/2010/wordprocessingCanvas" xmlns:cx="http://schemas.microsoft.com/office/drawing/2014/chartex" xmlns:cx1="http://schemas.microsoft.com/office/drawing/2015/9/8/chartex" xmlns:cx2="http://schemas.microsoft.com/office/drawing/2015/10/21/chartex" xmlns:cx3="http://schemas.microsoft.com/office/drawing/2016/5/9/chartex" xmlns:cx4="http://schemas.microsoft.com/office/drawing/2016/5/10/chartex" xmlns:cx5="http://schemas.microsoft.com/office/drawing/2016/5/11/chartex" xmlns:cx6="http://schemas.microsoft.com/office/drawing/2016/5/12/chartex" xmlns:cx7="http://schemas.microsoft.com/office/drawing/2016/5/13/chartex" xmlns:cx8="http://schemas.microsoft.com/office/drawing/2016/5/14/chartex" xmlns:mc="http://schemas.openxmlformats.org/markup-compatibility/2006" xmlns:aink="http://schemas.microsoft.com/office/drawing/2016/ink" xmlns:am3d="http://schemas.microsoft.com/office/drawing/2017/model3d" xmlns:o="urn:schemas-microsoft-com:office:office" xmlns:oel="http://schemas.microsoft.com/office/2019/extlst" xmlns:r="http://schemas.openxmlformats.org/officeDocument/2006/relationships" xmlns:m="http://schemas.openxmlformats.org/officeDocument/2006/math" xmlns:v="urn:schemas-microsoft-com:vml" xmlns:wp14="http://schemas.microsoft.com/office/word/2010/wordprocessingDrawing" xmlns:wp="http://schemas.openxmlformats.org/drawingml/2006/wordprocessingDrawing" xmlns:w10="urn:schemas-microsoft-com:office:word" xmlns:w="http://schemas.openxmlformats.org/wordprocessingml/2006/main" xmlns:w14="http://schemas.microsoft.com/office/word/2010/wordml" xmlns:w15="http://schemas.microsoft.com/office/word/2012/wordml" xmlns:w16cex="http://schemas.microsoft.com/office/word/2018/wordml/cex" xmlns:w16cid="http://schemas.microsoft.com/office/word/2016/wordml/cid" xmlns:w16="http://schemas.microsoft.com/office/word/2018/wordml" xmlns:w16sdtdh="http://schemas.microsoft.com/office/word/2020/wordml/sdtdatahash" xmlns:w16se="http://schemas.microsoft.com/office/word/2015/wordml/symex" xmlns:wpg="http://schemas.microsoft.com/office/word/2010/wordprocessingGroup" xmlns:wpi="http://schemas.microsoft.com/office/word/2010/wordprocessingInk" xmlns:wne="http://schemas.microsoft.com/office/word/2006/wordml" xmlns:wps="http://schemas.microsoft.com/office/word/2010/wordprocessingShape" mc:Ignorable="w14 w15 w16se w16cid w16 w16cex w16sdtdh wp14">
+<w:hdr xmlns:wpc="http://schemas.microsoft.com/office/word/2010/wordprocessingCanvas" xmlns:cx="http://schemas.microsoft.com/office/drawing/2014/chartex" xmlns:cx1="http://schemas.microsoft.com/office/drawing/2015/9/8/chartex" xmlns:cx2="http://schemas.microsoft.com/office/drawing/2015/10/21/chartex" xmlns:cx3="http://schemas.microsoft.com/office/drawing/2016/5/9/chartex" xmlns:cx4="http://schemas.microsoft.com/office/drawing/2016/5/10/chartex" xmlns:cx5="http://schemas.microsoft.com/office/drawing/2016/5/11/chartex" xmlns:cx6="http://schemas.microsoft.com/office/drawing/2016/5/12/chartex" xmlns:cx7="http://schemas.microsoft.com/office/drawing/2016/5/13/chartex" xmlns:cx8="http://schemas.microsoft.com/office/drawing/2016/5/14/chartex" xmlns:mc="http://schemas.openxmlformats.org/markup-compatibility/2006" xmlns:aink="http://schemas.microsoft.com/office/drawing/2016/ink" xmlns:am3d="http://schemas.microsoft.com/office/drawing/2017/model3d" xmlns:o="urn:schemas-microsoft-com:office:office" xmlns:oel="http://schemas.microsoft.com/office/2019/extlst" xmlns:r="http://schemas.openxmlformats.org/officeDocument/2006/relationships" xmlns:m="http://schemas.openxmlformats.org/officeDocument/2006/math" xmlns:v="urn:schemas-microsoft-com:vml" xmlns:wp14="http://schemas.microsoft.com/office/word/2010/wordprocessingDrawing" xmlns:wp="http://schemas.openxmlformats.org/drawingml/2006/wordprocessingDrawing" xmlns:w10="urn:schemas-microsoft-com:office:word" xmlns:w="http://schemas.openxmlformats.org/wordprocessingml/2006/main" xmlns:w14="http://schemas.microsoft.com/office/word/2010/wordml" xmlns:w15="http://schemas.microsoft.com/office/word/2012/wordml" xmlns:w16cex="http://schemas.microsoft.com/office/word/2018/wordml/cex" xmlns:w16cid="http://schemas.microsoft.com/office/word/2016/wordml/cid" xmlns:w16="http://schemas.microsoft.com/office/word/2018/wordml" xmlns:w16du="http://schemas.microsoft.com/office/word/2023/wordml/word16du" xmlns:w16sdtdh="http://schemas.microsoft.com/office/word/2020/wordml/sdtdatahash" xmlns:w16sdtfl="http://schemas.microsoft.com/office/word/2024/wordml/sdtformatlock" xmlns:w16se="http://schemas.microsoft.com/office/word/2015/wordml/symex" xmlns:wpg="http://schemas.microsoft.com/office/word/2010/wordprocessingGroup" xmlns:wpi="http://schemas.microsoft.com/office/word/2010/wordprocessingInk" xmlns:wne="http://schemas.microsoft.com/office/word/2006/wordml" xmlns:wps="http://schemas.microsoft.com/office/word/2010/wordprocessingShape" mc:Ignorable="w14 w15 w16se w16cid w16 w16cex w16sdtdh w16sdtfl w16du wp14">
   <w:p>
     <w:pPr>
       <w:pStyle w:val="Header"/>
@@ -820,7 +852,7 @@
     <w:r>
       <w:tab/>
       <w:tab/>
-      <w:t>2026-06-17</w:t>
+      <w:t>2026-06-18</w:t>
       <w:br/>
       <w:br/>
     </w:r>
@@ -837,7 +869,7 @@
 </file>
 
 <file path=word/numbering.xml><?xml version="1.0" encoding="utf-8"?>
-<w:numbering xmlns:wpc="http://schemas.microsoft.com/office/word/2010/wordprocessingCanvas" xmlns:cx="http://schemas.microsoft.com/office/drawing/2014/chartex" xmlns:cx1="http://schemas.microsoft.com/office/drawing/2015/9/8/chartex" xmlns:cx2="http://schemas.microsoft.com/office/drawing/2015/10/21/chartex" xmlns:cx3="http://schemas.microsoft.com/office/drawing/2016/5/9/chartex" xmlns:cx4="http://schemas.microsoft.com/office/drawing/2016/5/10/chartex" xmlns:cx5="http://schemas.microsoft.com/office/drawing/2016/5/11/chartex" xmlns:cx6="http://schemas.microsoft.com/office/drawing/2016/5/12/chartex" xmlns:cx7="http://schemas.microsoft.com/office/drawing/2016/5/13/chartex" xmlns:cx8="http://schemas.microsoft.com/office/drawing/2016/5/14/chartex" xmlns:mc="http://schemas.openxmlformats.org/markup-compatibility/2006" xmlns:aink="http://schemas.microsoft.com/office/drawing/2016/ink" xmlns:am3d="http://schemas.microsoft.com/office/drawing/2017/model3d" xmlns:o="urn:schemas-microsoft-com:office:office" xmlns:oel="http://schemas.microsoft.com/office/2019/extlst" xmlns:r="http://schemas.openxmlformats.org/officeDocument/2006/relationships" xmlns:m="http://schemas.openxmlformats.org/officeDocument/2006/math" xmlns:v="urn:schemas-microsoft-com:vml" xmlns:wp14="http://schemas.microsoft.com/office/word/2010/wordprocessingDrawing" xmlns:wp="http://schemas.openxmlformats.org/drawingml/2006/wordprocessingDrawing" xmlns:w10="urn:schemas-microsoft-com:office:word" xmlns:w="http://schemas.openxmlformats.org/wordprocessingml/2006/main" xmlns:w14="http://schemas.microsoft.com/office/word/2010/wordml" xmlns:w15="http://schemas.microsoft.com/office/word/2012/wordml" xmlns:w16cex="http://schemas.microsoft.com/office/word/2018/wordml/cex" xmlns:w16cid="http://schemas.microsoft.com/office/word/2016/wordml/cid" xmlns:w16="http://schemas.microsoft.com/office/word/2018/wordml" xmlns:w16sdtdh="http://schemas.microsoft.com/office/word/2020/wordml/sdtdatahash" xmlns:w16se="http://schemas.microsoft.com/office/word/2015/wordml/symex" xmlns:wpg="http://schemas.microsoft.com/office/word/2010/wordprocessingGroup" xmlns:wpi="http://schemas.microsoft.com/office/word/2010/wordprocessingInk" xmlns:wne="http://schemas.microsoft.com/office/word/2006/wordml" xmlns:wps="http://schemas.microsoft.com/office/word/2010/wordprocessingShape" mc:Ignorable="w14 w15 w16se w16cid w16 w16cex w16sdtdh wp14">
+<w:numbering xmlns:wpc="http://schemas.microsoft.com/office/word/2010/wordprocessingCanvas" xmlns:cx="http://schemas.microsoft.com/office/drawing/2014/chartex" xmlns:cx1="http://schemas.microsoft.com/office/drawing/2015/9/8/chartex" xmlns:cx2="http://schemas.microsoft.com/office/drawing/2015/10/21/chartex" xmlns:cx3="http://schemas.microsoft.com/office/drawing/2016/5/9/chartex" xmlns:cx4="http://schemas.microsoft.com/office/drawing/2016/5/10/chartex" xmlns:cx5="http://schemas.microsoft.com/office/drawing/2016/5/11/chartex" xmlns:cx6="http://schemas.microsoft.com/office/drawing/2016/5/12/chartex" xmlns:cx7="http://schemas.microsoft.com/office/drawing/2016/5/13/chartex" xmlns:cx8="http://schemas.microsoft.com/office/drawing/2016/5/14/chartex" xmlns:mc="http://schemas.openxmlformats.org/markup-compatibility/2006" xmlns:aink="http://schemas.microsoft.com/office/drawing/2016/ink" xmlns:am3d="http://schemas.microsoft.com/office/drawing/2017/model3d" xmlns:o="urn:schemas-microsoft-com:office:office" xmlns:oel="http://schemas.microsoft.com/office/2019/extlst" xmlns:r="http://schemas.openxmlformats.org/officeDocument/2006/relationships" xmlns:m="http://schemas.openxmlformats.org/officeDocument/2006/math" xmlns:v="urn:schemas-microsoft-com:vml" xmlns:wp14="http://schemas.microsoft.com/office/word/2010/wordprocessingDrawing" xmlns:wp="http://schemas.openxmlformats.org/drawingml/2006/wordprocessingDrawing" xmlns:w10="urn:schemas-microsoft-com:office:word" xmlns:w="http://schemas.openxmlformats.org/wordprocessingml/2006/main" xmlns:w14="http://schemas.microsoft.com/office/word/2010/wordml" xmlns:w15="http://schemas.microsoft.com/office/word/2012/wordml" xmlns:w16cex="http://schemas.microsoft.com/office/word/2018/wordml/cex" xmlns:w16cid="http://schemas.microsoft.com/office/word/2016/wordml/cid" xmlns:w16="http://schemas.microsoft.com/office/word/2018/wordml" xmlns:w16du="http://schemas.microsoft.com/office/word/2023/wordml/word16du" xmlns:w16sdtdh="http://schemas.microsoft.com/office/word/2020/wordml/sdtdatahash" xmlns:w16sdtfl="http://schemas.microsoft.com/office/word/2024/wordml/sdtformatlock" xmlns:w16se="http://schemas.microsoft.com/office/word/2015/wordml/symex" xmlns:wpg="http://schemas.microsoft.com/office/word/2010/wordprocessingGroup" xmlns:wpi="http://schemas.microsoft.com/office/word/2010/wordprocessingInk" xmlns:wne="http://schemas.microsoft.com/office/word/2006/wordml" xmlns:wps="http://schemas.microsoft.com/office/word/2010/wordprocessingShape" mc:Ignorable="w14 w15 w16se w16cid w16 w16cex w16sdtdh w16sdtfl w16du wp14">
   <w:abstractNum w:abstractNumId="0" w15:restartNumberingAfterBreak="0">
     <w:nsid w:val="FFFFFF7C"/>
     <w:multiLevelType w:val="singleLevel"/>
@@ -1040,7 +1072,7 @@
 </file>
 
 <file path=word/styles.xml><?xml version="1.0" encoding="utf-8"?>
-<w:styles xmlns:mc="http://schemas.openxmlformats.org/markup-compatibility/2006" xmlns:r="http://schemas.openxmlformats.org/officeDocument/2006/relationships" xmlns:w="http://schemas.openxmlformats.org/wordprocessingml/2006/main" xmlns:w14="http://schemas.microsoft.com/office/word/2010/wordml" xmlns:w15="http://schemas.microsoft.com/office/word/2012/wordml" xmlns:w16cex="http://schemas.microsoft.com/office/word/2018/wordml/cex" xmlns:w16cid="http://schemas.microsoft.com/office/word/2016/wordml/cid" xmlns:w16="http://schemas.microsoft.com/office/word/2018/wordml" xmlns:w16sdtdh="http://schemas.microsoft.com/office/word/2020/wordml/sdtdatahash" xmlns:w16se="http://schemas.microsoft.com/office/word/2015/wordml/symex" mc:Ignorable="w14 w15 w16se w16cid w16 w16cex w16sdtdh">
+<w:styles xmlns:mc="http://schemas.openxmlformats.org/markup-compatibility/2006" xmlns:r="http://schemas.openxmlformats.org/officeDocument/2006/relationships" xmlns:w="http://schemas.openxmlformats.org/wordprocessingml/2006/main" xmlns:w14="http://schemas.microsoft.com/office/word/2010/wordml" xmlns:w15="http://schemas.microsoft.com/office/word/2012/wordml" xmlns:w16cex="http://schemas.microsoft.com/office/word/2018/wordml/cex" xmlns:w16cid="http://schemas.microsoft.com/office/word/2016/wordml/cid" xmlns:w16="http://schemas.microsoft.com/office/word/2018/wordml" xmlns:w16du="http://schemas.microsoft.com/office/word/2023/wordml/word16du" xmlns:w16sdtdh="http://schemas.microsoft.com/office/word/2020/wordml/sdtdatahash" xmlns:w16sdtfl="http://schemas.microsoft.com/office/word/2024/wordml/sdtformatlock" xmlns:w16se="http://schemas.microsoft.com/office/word/2015/wordml/symex" mc:Ignorable="w14 w15 w16se w16cid w16 w16cex w16sdtdh w16sdtfl w16du">
   <w:docDefaults>
     <w:rPrDefault>
       <w:rPr>
@@ -1798,7 +1830,7 @@
     <w:link w:val="TitleChar"/>
     <w:uiPriority w:val="10"/>
     <w:qFormat/>
-    <w:rsid w:val="007106C8"/>
+    <w:rsid w:val="00E854FA"/>
     <w:pPr>
       <w:spacing w:after="300" w:line="240" w:lineRule="auto"/>
       <w:contextualSpacing/>
@@ -1808,7 +1840,7 @@
       <w:rFonts w:eastAsiaTheme="majorEastAsia" w:cstheme="majorBidi"/>
       <w:spacing w:val="5"/>
       <w:kern w:val="28"/>
-      <w:sz w:val="52"/>
+      <w:sz w:val="40"/>
       <w:szCs w:val="52"/>
       <w:lang w:val="sv-SE" w:eastAsia="en-US" w:bidi="ar-SA"/>
     </w:rPr>
@@ -1818,12 +1850,12 @@
     <w:basedOn w:val="DefaultParagraphFont"/>
     <w:link w:val="Title"/>
     <w:uiPriority w:val="10"/>
-    <w:rsid w:val="007106C8"/>
+    <w:rsid w:val="00E854FA"/>
     <w:rPr>
       <w:rFonts w:ascii="Times New Roman" w:eastAsiaTheme="majorEastAsia" w:hAnsi="Times New Roman" w:cstheme="majorBidi"/>
       <w:spacing w:val="5"/>
       <w:kern w:val="28"/>
-      <w:sz w:val="52"/>
+      <w:sz w:val="40"/>
       <w:szCs w:val="52"/>
       <w:lang w:val="sv-SE" w:eastAsia="en-US" w:bidi="ar-SA"/>
     </w:rPr>

--- a/klagomål/A 26692-2026 FSC-klagomål.docx
+++ b/klagomål/A 26692-2026 FSC-klagomål.docx
@@ -852,7 +852,7 @@
     <w:r>
       <w:tab/>
       <w:tab/>
-      <w:t>2026-06-18</w:t>
+      <w:t>2026-06-19</w:t>
       <w:br/>
       <w:br/>
     </w:r>

--- a/klagomål/A 26692-2026 FSC-klagomål.docx
+++ b/klagomål/A 26692-2026 FSC-klagomål.docx
@@ -852,7 +852,7 @@
     <w:r>
       <w:tab/>
       <w:tab/>
-      <w:t>2026-06-19</w:t>
+      <w:t>2026-06-20</w:t>
       <w:br/>
       <w:br/>
     </w:r>

--- a/klagomål/A 26692-2026 FSC-klagomål.docx
+++ b/klagomål/A 26692-2026 FSC-klagomål.docx
@@ -168,38 +168,7 @@
     </w:p>
     <w:p>
       <w:r>
-        <w:t>Detta dokument behandlar höga naturvärden i avverkningsanmälan A 26692-2026 i Jokkmokks kommun som inkom 2026-06-11 och omfattar 17,7 ha.</w:t>
-      </w:r>
-    </w:p>
-    <w:p>
-      <w:r>
-        <w:t>Nedan presenteras fynd av naturvårdsarter och fridlysta arter som gjorts i det avverkningsanmälda området, samt relevanta utdrag ur standarderna för FSC, Chain of Custody, Controlled Wood och PEFC.</w:t>
-      </w:r>
-    </w:p>
-    <w:p>
-      <w:r>
-        <w:t>Vi förväntar oss att ni återkommer med ett skriftligt svar på vårt klagomål och även beskriver vilka korrigerande åtgärder ni satt in för att rätta till identifierade brister i er efterlevnad av den svenska FSC standarden.</w:t>
-      </w:r>
-    </w:p>
-    <w:p>
-      <w:pPr>
-        <w:pStyle w:val="Heading1"/>
-      </w:pPr>
-      <w:r>
-        <w:t>Naturvårdsarter</w:t>
-      </w:r>
-    </w:p>
-    <w:p>
-      <w:r>
-        <w:t>I och inom 14 meter från avverkningsanmälan har följande 7 naturvårdsarter hittats: doftticka (VU, T, §8), tajgataggsvamp (VU), blå taggsvamp (NT, T), dropptaggsvamp (NT, T), kolflarnlav (NT, T), skarp dropptaggsvamp (NT) och stuplav (S, T). Av dessa är 6 rödlistade. För rödlistade arter har rödlistekategorin angivits inom parentes. Arter som är signalarter enligt Skogsstyrelsen har markerats med (S). Typiska arter inom Natura 2000 som är kopplade till skogsekosystem har markerats med (T). För fridlysta arter anges även paragrafen i Artskyddsförordningen som arten är fridlyst enligt.</w:t>
-      </w:r>
-    </w:p>
-    <w:p>
-      <w:r>
-        <w:t>De påträffade naturvårdsarterna är ett tydligt kvitto på att det rör sig om en skog med höga naturvärden.</w:t>
-      </w:r>
-      <w:r>
-        <w:t xml:space="preserve"> I Figur 1 visas fyndplatser för naturvårdsarter i området, som finns registrerade på Artportalen.</w:t>
+        <w:t>Detta klagomål behandlar höga naturvärden i avverkningsanmälan A 26692-2026 i Jokkmokks kommun som inkom 2026-06-11 och omfattar 17,7 ha.</w:t>
       </w:r>
     </w:p>
     <w:p>
@@ -247,20 +216,35 @@
         <w:spacing w:after="240"/>
       </w:pPr>
       <w:r>
-        <w:t>Figur 1. Fyndplatser för naturvårdsarter i och inom 14 meter från avverkningsanmälan (röd linje). Markörer utan svart kant är placerade på fyndplatsen. Markörer med svart kant är placerade vid sidan av fyndplatsen och har ett svart streck som visar fyndplatsens exakta position. Kartans mittpunktskoordinat är N 7336466, E 718359 i SWEREF 99 TM.</w:t>
+        <w:t>Figur 1. Fyndplatser för naturvårdsarter i och inom 14 meter från avverkningsanmälan. Markörer utan svart kant är placerade på fyndplatsen. Markörer med svart kant är placerade vid sidan av fyndplatsen har ett svart streck som visar fyndplatsens exakta position. Kartans mittpunktskoordinat är N 7336466, E 718359 i SWEREF 99 TM.</w:t>
+      </w:r>
+    </w:p>
+    <w:p>
+      <w:r>
+        <w:t>I och inom 14 meter från avverkningsanmälan finns fynd av 7 naturvårdsarter, varav 6 är rödlistade, 1 är fridlyst, 5 är typiska (T) och 1 är signalart (S): doftticka (VU, T, §8), tajgataggsvamp (VU), blå taggsvamp (NT, T), dropptaggsvamp (NT, T), kolflarnlav (NT, T), skarp dropptaggsvamp (NT) och stuplav (S, T). Se Figur 1.</w:t>
+      </w:r>
+    </w:p>
+    <w:p>
+      <w:r>
+        <w:t>Nedan presenteras relevanta utdrag ur standarderna för FSC, Chain of Custody, Controlled Wood och PEFC.</w:t>
+      </w:r>
+    </w:p>
+    <w:p>
+      <w:r>
+        <w:t>Vi förväntar oss att ni återkommer med ett skriftligt svar på vårt klagomål och även beskriver vilka korrigerande åtgärder ni satt in för att rätta till identifierade brister i er efterlevnad av den svenska FSC standarden.</w:t>
       </w:r>
     </w:p>
     <w:p>
       <w:pPr>
-        <w:pStyle w:val="Heading2"/>
+        <w:pStyle w:val="Heading1"/>
       </w:pPr>
       <w:r>
-        <w:t>Fridlysta arter</w:t>
+        <w:t>Naturvårdsarter och fridlysta arter</w:t>
       </w:r>
     </w:p>
     <w:p>
       <w:r>
-        <w:t>Följande fridlysta arter har sina livsmiljöer och växtplatser i den avverkningsanmälda skogen: doftticka (VU, T, §8).</w:t>
+        <w:t>Nedan följer beskrivningar av de naturvårdsarter och fridlysta arter som har sina livsmiljöer och växtplatser i den avverkningsanmälda skogen. De påträffade naturvårdsarterna är ett tydligt kvitto på att det rör sig om en skog med höga naturvärden.</w:t>
       </w:r>
     </w:p>
     <w:p>
@@ -293,11 +277,23 @@
       </w:r>
     </w:p>
     <w:p>
-      <w:pPr>
-        <w:pStyle w:val="Heading2"/>
-      </w:pPr>
       <w:r>
-        <w:t>Övriga naturvårdsarter</w:t>
+        <w:rPr>
+          <w:b/>
+        </w:rPr>
+        <w:t xml:space="preserve">Tajgataggsvamp (VU) </w:t>
+      </w:r>
+      <w:r>
+        <w:t xml:space="preserve">är en sällsynt art som bildar mykorrhiza med tall och växer på marken under gamla tallågor, stubbar och även grenar av tall i brandpräglad torr tallskog på mager sandig mark med lång kontinuitet. Den är placerad högst upp i Skogsstyrelsens värdepyramid för bedömning av skog med höga naturvärden och flertalet växtplatser bör skyddas långsiktigt genom att öka arealen skyddad, brandpräglad, mager tallskog med trädkontinuitet. Troligtvis sammanblandas arten då och då med svartvit taggsvamp </w:t>
+      </w:r>
+      <w:r>
+        <w:rPr>
+          <w:i/>
+        </w:rPr>
+        <w:t>Phellodon connatus</w:t>
+      </w:r>
+      <w:r>
+        <w:t xml:space="preserve"> som vid DNA-undersökningar visat sig ha flera olika former. Tajgataggsvamp är globalt rödlistad som sårbar (VU) vilket innebär att Sverige har ett internationellt ansvar för arten (IUCN, 2025; SLU Artdatabanken, 2024; Nitare &amp; Skogsstyrelsen, 2019).</w:t>
       </w:r>
     </w:p>
     <w:p>
@@ -425,26 +421,6 @@
       </w:r>
       <w:r>
         <w:t xml:space="preserve"> (SLU Artdatabanken, 2026; Nitare &amp; Skogsstyrelsen, 2019).</w:t>
-      </w:r>
-    </w:p>
-    <w:p>
-      <w:r>
-        <w:rPr>
-          <w:b/>
-        </w:rPr>
-        <w:t xml:space="preserve">Tajgataggsvamp (VU) </w:t>
-      </w:r>
-      <w:r>
-        <w:t xml:space="preserve">är en sällsynt art som bildar mykorrhiza med tall och växer på marken under gamla tallågor, stubbar och även grenar av tall i brandpräglad torr tallskog på mager sandig mark med lång kontinuitet. Den är placerad högst upp i Skogsstyrelsens värdepyramid för bedömning av skog med höga naturvärden och flertalet växtplatser bör skyddas långsiktigt genom att öka arealen skyddad, brandpräglad, mager tallskog med trädkontinuitet. Troligtvis sammanblandas arten då och då med svartvit taggsvamp </w:t>
-      </w:r>
-      <w:r>
-        <w:rPr>
-          <w:i/>
-        </w:rPr>
-        <w:t>Phellodon connatus</w:t>
-      </w:r>
-      <w:r>
-        <w:t xml:space="preserve"> som vid DNA-undersökningar visat sig ha flera olika former. Tajgataggsvamp är globalt rödlistad som sårbar (VU) vilket innebär att Sverige har ett internationellt ansvar för arten (IUCN, 2025; SLU Artdatabanken, 2024; Nitare &amp; Skogsstyrelsen, 2019).</w:t>
       </w:r>
     </w:p>
     <w:p>
@@ -852,7 +828,7 @@
     <w:r>
       <w:tab/>
       <w:tab/>
-      <w:t>2026-06-20</w:t>
+      <w:t>2026-06-21</w:t>
       <w:br/>
       <w:br/>
     </w:r>

--- a/klagomål/A 26692-2026 FSC-klagomål.docx
+++ b/klagomål/A 26692-2026 FSC-klagomål.docx
@@ -828,7 +828,7 @@
     <w:r>
       <w:tab/>
       <w:tab/>
-      <w:t>2026-06-21</w:t>
+      <w:t>2026-06-22</w:t>
       <w:br/>
       <w:br/>
     </w:r>

--- a/klagomål/A 26692-2026 FSC-klagomål.docx
+++ b/klagomål/A 26692-2026 FSC-klagomål.docx
@@ -828,7 +828,7 @@
     <w:r>
       <w:tab/>
       <w:tab/>
-      <w:t>2026-06-22</w:t>
+      <w:t>2026-06-23</w:t>
       <w:br/>
       <w:br/>
     </w:r>

--- a/klagomål/A 26692-2026 FSC-klagomål.docx
+++ b/klagomål/A 26692-2026 FSC-klagomål.docx
@@ -828,7 +828,7 @@
     <w:r>
       <w:tab/>
       <w:tab/>
-      <w:t>2026-06-23</w:t>
+      <w:t>2026-06-24</w:t>
       <w:br/>
       <w:br/>
     </w:r>

--- a/klagomål/A 26692-2026 FSC-klagomål.docx
+++ b/klagomål/A 26692-2026 FSC-klagomål.docx
@@ -828,7 +828,7 @@
     <w:r>
       <w:tab/>
       <w:tab/>
-      <w:t>2026-06-24</w:t>
+      <w:t>2026-06-25</w:t>
       <w:br/>
       <w:br/>
     </w:r>

--- a/klagomål/A 26692-2026 FSC-klagomål.docx
+++ b/klagomål/A 26692-2026 FSC-klagomål.docx
@@ -828,7 +828,7 @@
     <w:r>
       <w:tab/>
       <w:tab/>
-      <w:t>2026-06-25</w:t>
+      <w:t>2026-06-26</w:t>
       <w:br/>
       <w:br/>
     </w:r>

--- a/klagomål/A 26692-2026 FSC-klagomål.docx
+++ b/klagomål/A 26692-2026 FSC-klagomål.docx
@@ -828,7 +828,7 @@
     <w:r>
       <w:tab/>
       <w:tab/>
-      <w:t>2026-06-26</w:t>
+      <w:t>2026-06-27</w:t>
       <w:br/>
       <w:br/>
     </w:r>

--- a/klagomål/A 26692-2026 FSC-klagomål.docx
+++ b/klagomål/A 26692-2026 FSC-klagomål.docx
@@ -828,7 +828,7 @@
     <w:r>
       <w:tab/>
       <w:tab/>
-      <w:t>2026-06-27</w:t>
+      <w:t>2026-06-28</w:t>
       <w:br/>
       <w:br/>
     </w:r>

--- a/klagomål/A 26692-2026 FSC-klagomål.docx
+++ b/klagomål/A 26692-2026 FSC-klagomål.docx
@@ -828,7 +828,7 @@
     <w:r>
       <w:tab/>
       <w:tab/>
-      <w:t>2026-06-28</w:t>
+      <w:t>2026-06-29</w:t>
       <w:br/>
       <w:br/>
     </w:r>

--- a/klagomål/A 26692-2026 FSC-klagomål.docx
+++ b/klagomål/A 26692-2026 FSC-klagomål.docx
@@ -828,7 +828,7 @@
     <w:r>
       <w:tab/>
       <w:tab/>
-      <w:t>2026-06-29</w:t>
+      <w:t>2026-06-30</w:t>
       <w:br/>
       <w:br/>
     </w:r>

--- a/klagomål/A 26692-2026 FSC-klagomål.docx
+++ b/klagomål/A 26692-2026 FSC-klagomål.docx
@@ -828,7 +828,7 @@
     <w:r>
       <w:tab/>
       <w:tab/>
-      <w:t>2026-06-30</w:t>
+      <w:t>2026-07-01</w:t>
       <w:br/>
       <w:br/>
     </w:r>

--- a/klagomål/A 26692-2026 FSC-klagomål.docx
+++ b/klagomål/A 26692-2026 FSC-klagomål.docx
@@ -828,7 +828,7 @@
     <w:r>
       <w:tab/>
       <w:tab/>
-      <w:t>2026-07-01</w:t>
+      <w:t>2026-07-02</w:t>
       <w:br/>
       <w:br/>
     </w:r>

--- a/klagomål/A 26692-2026 FSC-klagomål.docx
+++ b/klagomål/A 26692-2026 FSC-klagomål.docx
@@ -828,7 +828,7 @@
     <w:r>
       <w:tab/>
       <w:tab/>
-      <w:t>2026-07-13</w:t>
+      <w:t>2026-07-14</w:t>
       <w:br/>
       <w:br/>
     </w:r>

--- a/klagomål/A 26692-2026 FSC-klagomål.docx
+++ b/klagomål/A 26692-2026 FSC-klagomål.docx
@@ -828,7 +828,7 @@
     <w:r>
       <w:tab/>
       <w:tab/>
-      <w:t>2026-07-14</w:t>
+      <w:t>2026-07-15</w:t>
       <w:br/>
       <w:br/>
     </w:r>

--- a/klagomål/A 26692-2026 FSC-klagomål.docx
+++ b/klagomål/A 26692-2026 FSC-klagomål.docx
@@ -828,7 +828,7 @@
     <w:r>
       <w:tab/>
       <w:tab/>
-      <w:t>2026-07-15</w:t>
+      <w:t>2026-07-16</w:t>
       <w:br/>
       <w:br/>
     </w:r>

--- a/klagomål/A 26692-2026 FSC-klagomål.docx
+++ b/klagomål/A 26692-2026 FSC-klagomål.docx
@@ -828,7 +828,7 @@
     <w:r>
       <w:tab/>
       <w:tab/>
-      <w:t>2026-07-16</w:t>
+      <w:t>2026-07-17</w:t>
       <w:br/>
       <w:br/>
     </w:r>

--- a/klagomål/A 26692-2026 FSC-klagomål.docx
+++ b/klagomål/A 26692-2026 FSC-klagomål.docx
@@ -828,7 +828,7 @@
     <w:r>
       <w:tab/>
       <w:tab/>
-      <w:t>2026-07-17</w:t>
+      <w:t>2026-07-18</w:t>
       <w:br/>
       <w:br/>
     </w:r>

--- a/klagomål/A 26692-2026 FSC-klagomål.docx
+++ b/klagomål/A 26692-2026 FSC-klagomål.docx
@@ -828,7 +828,7 @@
     <w:r>
       <w:tab/>
       <w:tab/>
-      <w:t>2026-07-18</w:t>
+      <w:t>2026-07-19</w:t>
       <w:br/>
       <w:br/>
     </w:r>

--- a/klagomål/A 26692-2026 FSC-klagomål.docx
+++ b/klagomål/A 26692-2026 FSC-klagomål.docx
@@ -828,7 +828,7 @@
     <w:r>
       <w:tab/>
       <w:tab/>
-      <w:t>2026-07-19</w:t>
+      <w:t>2026-07-20</w:t>
       <w:br/>
       <w:br/>
     </w:r>

--- a/klagomål/A 26692-2026 FSC-klagomål.docx
+++ b/klagomål/A 26692-2026 FSC-klagomål.docx
@@ -828,7 +828,7 @@
     <w:r>
       <w:tab/>
       <w:tab/>
-      <w:t>2026-07-20</w:t>
+      <w:t>2026-07-21</w:t>
       <w:br/>
       <w:br/>
     </w:r>

--- a/klagomål/A 26692-2026 FSC-klagomål.docx
+++ b/klagomål/A 26692-2026 FSC-klagomål.docx
@@ -828,7 +828,7 @@
     <w:r>
       <w:tab/>
       <w:tab/>
-      <w:t>2026-07-21</w:t>
+      <w:t>2026-07-22</w:t>
       <w:br/>
       <w:br/>
     </w:r>

--- a/klagomål/A 26692-2026 FSC-klagomål.docx
+++ b/klagomål/A 26692-2026 FSC-klagomål.docx
@@ -828,7 +828,7 @@
     <w:r>
       <w:tab/>
       <w:tab/>
-      <w:t>2026-07-22</w:t>
+      <w:t>2026-07-23</w:t>
       <w:br/>
       <w:br/>
     </w:r>

--- a/klagomål/A 26692-2026 FSC-klagomål.docx
+++ b/klagomål/A 26692-2026 FSC-klagomål.docx
@@ -828,7 +828,7 @@
     <w:r>
       <w:tab/>
       <w:tab/>
-      <w:t>2026-07-23</w:t>
+      <w:t>2026-07-24</w:t>
       <w:br/>
       <w:br/>
     </w:r>

--- a/klagomål/A 26692-2026 FSC-klagomål.docx
+++ b/klagomål/A 26692-2026 FSC-klagomål.docx
@@ -828,7 +828,7 @@
     <w:r>
       <w:tab/>
       <w:tab/>
-      <w:t>2026-07-24</w:t>
+      <w:t>2026-07-25</w:t>
       <w:br/>
       <w:br/>
     </w:r>

--- a/klagomål/A 26692-2026 FSC-klagomål.docx
+++ b/klagomål/A 26692-2026 FSC-klagomål.docx
@@ -828,7 +828,7 @@
     <w:r>
       <w:tab/>
       <w:tab/>
-      <w:t>2026-07-25</w:t>
+      <w:t>2026-07-26</w:t>
       <w:br/>
       <w:br/>
     </w:r>

--- a/klagomål/A 26692-2026 FSC-klagomål.docx
+++ b/klagomål/A 26692-2026 FSC-klagomål.docx
@@ -828,7 +828,7 @@
     <w:r>
       <w:tab/>
       <w:tab/>
-      <w:t>2026-07-26</w:t>
+      <w:t>2026-07-27</w:t>
       <w:br/>
       <w:br/>
     </w:r>

--- a/klagomål/A 26692-2026 FSC-klagomål.docx
+++ b/klagomål/A 26692-2026 FSC-klagomål.docx
@@ -828,7 +828,7 @@
     <w:r>
       <w:tab/>
       <w:tab/>
-      <w:t>2026-07-27</w:t>
+      <w:t>2026-07-28</w:t>
       <w:br/>
       <w:br/>
     </w:r>

--- a/klagomål/A 26692-2026 FSC-klagomål.docx
+++ b/klagomål/A 26692-2026 FSC-klagomål.docx
@@ -828,7 +828,7 @@
     <w:r>
       <w:tab/>
       <w:tab/>
-      <w:t>2026-07-28</w:t>
+      <w:t>2026-07-29</w:t>
       <w:br/>
       <w:br/>
     </w:r>

--- a/klagomål/A 26692-2026 FSC-klagomål.docx
+++ b/klagomål/A 26692-2026 FSC-klagomål.docx
@@ -828,7 +828,7 @@
     <w:r>
       <w:tab/>
       <w:tab/>
-      <w:t>2026-07-29</w:t>
+      <w:t>2026-07-30</w:t>
       <w:br/>
       <w:br/>
     </w:r>

--- a/klagomål/A 26692-2026 FSC-klagomål.docx
+++ b/klagomål/A 26692-2026 FSC-klagomål.docx
@@ -828,7 +828,7 @@
     <w:r>
       <w:tab/>
       <w:tab/>
-      <w:t>2026-07-30</w:t>
+      <w:t>2026-07-31</w:t>
       <w:br/>
       <w:br/>
     </w:r>

--- a/klagomål/A 26692-2026 FSC-klagomål.docx
+++ b/klagomål/A 26692-2026 FSC-klagomål.docx
@@ -828,7 +828,7 @@
     <w:r>
       <w:tab/>
       <w:tab/>
-      <w:t>2026-07-31</w:t>
+      <w:t>2026-08-01</w:t>
       <w:br/>
       <w:br/>
     </w:r>

--- a/klagomål/A 26692-2026 FSC-klagomål.docx
+++ b/klagomål/A 26692-2026 FSC-klagomål.docx
@@ -828,7 +828,7 @@
     <w:r>
       <w:tab/>
       <w:tab/>
-      <w:t>2026-08-01</w:t>
+      <w:t>2026-08-02</w:t>
       <w:br/>
       <w:br/>
     </w:r>

--- a/klagomål/A 26692-2026 FSC-klagomål.docx
+++ b/klagomål/A 26692-2026 FSC-klagomål.docx
@@ -828,7 +828,7 @@
     <w:r>
       <w:tab/>
       <w:tab/>
-      <w:t>2026-08-02</w:t>
+      <w:t>2026-08-03</w:t>
       <w:br/>
       <w:br/>
     </w:r>

--- a/klagomål/A 26692-2026 FSC-klagomål.docx
+++ b/klagomål/A 26692-2026 FSC-klagomål.docx
@@ -828,7 +828,7 @@
     <w:r>
       <w:tab/>
       <w:tab/>
-      <w:t>2026-08-03</w:t>
+      <w:t>2026-08-05</w:t>
       <w:br/>
       <w:br/>
     </w:r>

--- a/klagomål/A 26692-2026 FSC-klagomål.docx
+++ b/klagomål/A 26692-2026 FSC-klagomål.docx
@@ -828,7 +828,7 @@
     <w:r>
       <w:tab/>
       <w:tab/>
-      <w:t>2026-08-05</w:t>
+      <w:t>2026-08-07</w:t>
       <w:br/>
       <w:br/>
     </w:r>

--- a/klagomål/A 26692-2026 FSC-klagomål.docx
+++ b/klagomål/A 26692-2026 FSC-klagomål.docx
@@ -828,7 +828,7 @@
     <w:r>
       <w:tab/>
       <w:tab/>
-      <w:t>2026-08-07</w:t>
+      <w:t>2026-08-08</w:t>
       <w:br/>
       <w:br/>
     </w:r>

--- a/klagomål/A 26692-2026 FSC-klagomål.docx
+++ b/klagomål/A 26692-2026 FSC-klagomål.docx
@@ -216,7 +216,7 @@
         <w:spacing w:after="240"/>
       </w:pPr>
       <w:r>
-        <w:t>Figur 1. Fyndplatser för naturvårdsarter i och inom 14 meter från avverkningsanmälan. Markörer utan svart kant är placerade på fyndplatsen. Markörer med svart kant är placerade vid sidan av fyndplatsen har ett svart streck som visar fyndplatsens exakta position. Kartans mittpunktskoordinat är N 7336466, E 718359 i SWEREF 99 TM.</w:t>
+        <w:t>Figur 1. Fyndplatser för naturvårdsarter i och inom 14 meter från avverkningsanmälan. Markörer utan svart kant är placerade på fyndplatsen. Markörer med svart kant är placerade vid sidan av fyndplatsen och har ett svart streck som visar fyndplatsens exakta position. Kartans mittpunktskoordinat är N 7336466, E 718359 i SWEREF 99 TM.</w:t>
       </w:r>
     </w:p>
     <w:p>
@@ -828,7 +828,7 @@
     <w:r>
       <w:tab/>
       <w:tab/>
-      <w:t>2026-08-14</w:t>
+      <w:t>2026-08-15</w:t>
       <w:br/>
       <w:br/>
     </w:r>

--- a/klagomål/A 26692-2026 FSC-klagomål.docx
+++ b/klagomål/A 26692-2026 FSC-klagomål.docx
@@ -828,7 +828,7 @@
     <w:r>
       <w:tab/>
       <w:tab/>
-      <w:t>2026-08-15</w:t>
+      <w:t>2026-08-16</w:t>
       <w:br/>
       <w:br/>
     </w:r>

--- a/klagomål/A 26692-2026 FSC-klagomål.docx
+++ b/klagomål/A 26692-2026 FSC-klagomål.docx
@@ -828,7 +828,7 @@
     <w:r>
       <w:tab/>
       <w:tab/>
-      <w:t>2026-08-16</w:t>
+      <w:t>2026-08-17</w:t>
       <w:br/>
       <w:br/>
     </w:r>

--- a/klagomål/A 26692-2026 FSC-klagomål.docx
+++ b/klagomål/A 26692-2026 FSC-klagomål.docx
@@ -828,7 +828,7 @@
     <w:r>
       <w:tab/>
       <w:tab/>
-      <w:t>2026-08-17</w:t>
+      <w:t>2026-08-18</w:t>
       <w:br/>
       <w:br/>
     </w:r>

--- a/klagomål/A 26692-2026 FSC-klagomål.docx
+++ b/klagomål/A 26692-2026 FSC-klagomål.docx
@@ -828,7 +828,7 @@
     <w:r>
       <w:tab/>
       <w:tab/>
-      <w:t>2026-08-18</w:t>
+      <w:t>2026-08-19</w:t>
       <w:br/>
       <w:br/>
     </w:r>

--- a/klagomål/A 26692-2026 FSC-klagomål.docx
+++ b/klagomål/A 26692-2026 FSC-klagomål.docx
@@ -828,7 +828,7 @@
     <w:r>
       <w:tab/>
       <w:tab/>
-      <w:t>2026-08-19</w:t>
+      <w:t>2026-08-20</w:t>
       <w:br/>
       <w:br/>
     </w:r>

--- a/klagomål/A 26692-2026 FSC-klagomål.docx
+++ b/klagomål/A 26692-2026 FSC-klagomål.docx
@@ -828,7 +828,7 @@
     <w:r>
       <w:tab/>
       <w:tab/>
-      <w:t>2026-08-20</w:t>
+      <w:t>2026-08-21</w:t>
       <w:br/>
       <w:br/>
     </w:r>

--- a/klagomål/A 26692-2026 FSC-klagomål.docx
+++ b/klagomål/A 26692-2026 FSC-klagomål.docx
@@ -828,7 +828,7 @@
     <w:r>
       <w:tab/>
       <w:tab/>
-      <w:t>2026-08-21</w:t>
+      <w:t>2026-08-22</w:t>
       <w:br/>
       <w:br/>
     </w:r>

--- a/klagomål/A 26692-2026 FSC-klagomål.docx
+++ b/klagomål/A 26692-2026 FSC-klagomål.docx
@@ -828,7 +828,7 @@
     <w:r>
       <w:tab/>
       <w:tab/>
-      <w:t>2026-08-22</w:t>
+      <w:t>2026-08-23</w:t>
       <w:br/>
       <w:br/>
     </w:r>

--- a/klagomål/A 26692-2026 FSC-klagomål.docx
+++ b/klagomål/A 26692-2026 FSC-klagomål.docx
@@ -828,7 +828,7 @@
     <w:r>
       <w:tab/>
       <w:tab/>
-      <w:t>2026-08-23</w:t>
+      <w:t>2026-08-24</w:t>
       <w:br/>
       <w:br/>
     </w:r>

--- a/klagomål/A 26692-2026 FSC-klagomål.docx
+++ b/klagomål/A 26692-2026 FSC-klagomål.docx
@@ -828,7 +828,7 @@
     <w:r>
       <w:tab/>
       <w:tab/>
-      <w:t>2026-08-24</w:t>
+      <w:t>2026-08-25</w:t>
       <w:br/>
       <w:br/>
     </w:r>

--- a/klagomål/A 26692-2026 FSC-klagomål.docx
+++ b/klagomål/A 26692-2026 FSC-klagomål.docx
@@ -828,7 +828,7 @@
     <w:r>
       <w:tab/>
       <w:tab/>
-      <w:t>2026-08-25</w:t>
+      <w:t>2026-08-26</w:t>
       <w:br/>
       <w:br/>
     </w:r>

--- a/klagomål/A 26692-2026 FSC-klagomål.docx
+++ b/klagomål/A 26692-2026 FSC-klagomål.docx
@@ -828,7 +828,7 @@
     <w:r>
       <w:tab/>
       <w:tab/>
-      <w:t>2026-08-26</w:t>
+      <w:t>2026-08-27</w:t>
       <w:br/>
       <w:br/>
     </w:r>

--- a/klagomål/A 26692-2026 FSC-klagomål.docx
+++ b/klagomål/A 26692-2026 FSC-klagomål.docx
@@ -828,7 +828,7 @@
     <w:r>
       <w:tab/>
       <w:tab/>
-      <w:t>2026-08-27</w:t>
+      <w:t>2026-08-28</w:t>
       <w:br/>
       <w:br/>
     </w:r>

--- a/klagomål/A 26692-2026 FSC-klagomål.docx
+++ b/klagomål/A 26692-2026 FSC-klagomål.docx
@@ -828,7 +828,7 @@
     <w:r>
       <w:tab/>
       <w:tab/>
-      <w:t>2026-08-28</w:t>
+      <w:t>2026-08-29</w:t>
       <w:br/>
       <w:br/>
     </w:r>

--- a/klagomål/A 26692-2026 FSC-klagomål.docx
+++ b/klagomål/A 26692-2026 FSC-klagomål.docx
@@ -828,7 +828,7 @@
     <w:r>
       <w:tab/>
       <w:tab/>
-      <w:t>2026-08-29</w:t>
+      <w:t>2026-08-31</w:t>
       <w:br/>
       <w:br/>
     </w:r>

--- a/klagomål/A 26692-2026 FSC-klagomål.docx
+++ b/klagomål/A 26692-2026 FSC-klagomål.docx
@@ -828,7 +828,7 @@
     <w:r>
       <w:tab/>
       <w:tab/>
-      <w:t>2026-08-31</w:t>
+      <w:t>2026-09-01</w:t>
       <w:br/>
       <w:br/>
     </w:r>

--- a/klagomål/A 26692-2026 FSC-klagomål.docx
+++ b/klagomål/A 26692-2026 FSC-klagomål.docx
@@ -828,7 +828,7 @@
     <w:r>
       <w:tab/>
       <w:tab/>
-      <w:t>2026-09-01</w:t>
+      <w:t>2026-09-02</w:t>
       <w:br/>
       <w:br/>
     </w:r>

--- a/klagomål/A 26692-2026 FSC-klagomål.docx
+++ b/klagomål/A 26692-2026 FSC-klagomål.docx
@@ -828,7 +828,7 @@
     <w:r>
       <w:tab/>
       <w:tab/>
-      <w:t>2026-09-02</w:t>
+      <w:t>2026-09-03</w:t>
       <w:br/>
       <w:br/>
     </w:r>

--- a/klagomål/A 26692-2026 FSC-klagomål.docx
+++ b/klagomål/A 26692-2026 FSC-klagomål.docx
@@ -828,7 +828,7 @@
     <w:r>
       <w:tab/>
       <w:tab/>
-      <w:t>2026-09-03</w:t>
+      <w:t>2026-09-04</w:t>
       <w:br/>
       <w:br/>
     </w:r>

--- a/klagomål/A 26692-2026 FSC-klagomål.docx
+++ b/klagomål/A 26692-2026 FSC-klagomål.docx
@@ -828,7 +828,7 @@
     <w:r>
       <w:tab/>
       <w:tab/>
-      <w:t>2026-09-04</w:t>
+      <w:t>2026-09-05</w:t>
       <w:br/>
       <w:br/>
     </w:r>

--- a/klagomål/A 26692-2026 FSC-klagomål.docx
+++ b/klagomål/A 26692-2026 FSC-klagomål.docx
@@ -828,7 +828,7 @@
     <w:r>
       <w:tab/>
       <w:tab/>
-      <w:t>2026-09-05</w:t>
+      <w:t>2026-09-06</w:t>
       <w:br/>
       <w:br/>
     </w:r>

--- a/klagomål/A 26692-2026 FSC-klagomål.docx
+++ b/klagomål/A 26692-2026 FSC-klagomål.docx
@@ -828,7 +828,7 @@
     <w:r>
       <w:tab/>
       <w:tab/>
-      <w:t>2026-09-06</w:t>
+      <w:t>2026-09-07</w:t>
       <w:br/>
       <w:br/>
     </w:r>

--- a/klagomål/A 26692-2026 FSC-klagomål.docx
+++ b/klagomål/A 26692-2026 FSC-klagomål.docx
@@ -828,7 +828,7 @@
     <w:r>
       <w:tab/>
       <w:tab/>
-      <w:t>2026-09-07</w:t>
+      <w:t>2026-09-08</w:t>
       <w:br/>
       <w:br/>
     </w:r>

--- a/klagomål/A 26692-2026 FSC-klagomål.docx
+++ b/klagomål/A 26692-2026 FSC-klagomål.docx
@@ -828,7 +828,7 @@
     <w:r>
       <w:tab/>
       <w:tab/>
-      <w:t>2026-09-08</w:t>
+      <w:t>2026-09-09</w:t>
       <w:br/>
       <w:br/>
     </w:r>

--- a/klagomål/A 26692-2026 FSC-klagomål.docx
+++ b/klagomål/A 26692-2026 FSC-klagomål.docx
@@ -828,7 +828,7 @@
     <w:r>
       <w:tab/>
       <w:tab/>
-      <w:t>2026-09-09</w:t>
+      <w:t>2026-09-10</w:t>
       <w:br/>
       <w:br/>
     </w:r>

--- a/klagomål/A 26692-2026 FSC-klagomål.docx
+++ b/klagomål/A 26692-2026 FSC-klagomål.docx
@@ -828,7 +828,7 @@
     <w:r>
       <w:tab/>
       <w:tab/>
-      <w:t>2026-09-10</w:t>
+      <w:t>2026-09-11</w:t>
       <w:br/>
       <w:br/>
     </w:r>

--- a/klagomål/A 26692-2026 FSC-klagomål.docx
+++ b/klagomål/A 26692-2026 FSC-klagomål.docx
@@ -828,7 +828,7 @@
     <w:r>
       <w:tab/>
       <w:tab/>
-      <w:t>2026-09-11</w:t>
+      <w:t>2026-09-12</w:t>
       <w:br/>
       <w:br/>
     </w:r>
